--- a/docs/CloudPulse-AI_Plan-and-Tech-Stack.docx
+++ b/docs/CloudPulse-AI_Plan-and-Tech-Stack.docx
@@ -43,7 +43,7 @@
           <w:sz w:val="24"/>
           <w:szCs w:val="24"/>
         </w:rPr>
-        <w:t xml:space="preserve">Full Plan and Tech Stack Guide — v1.0</w:t>
+        <w:t xml:space="preserve">Plan and Tech Stack Guide — v2.0, as built</w:t>
       </w:r>
     </w:p>
     <w:p>
@@ -56,7 +56,7 @@
           <w:sz w:val="20"/>
           <w:szCs w:val="20"/>
         </w:rPr>
-        <w:t xml:space="preserve">August 2026  •  Team of 4  •  Release 1 (MVP): 3 weeks  •  Serverless-first on AWS</w:t>
+        <w:t xml:space="preserve">October 2026  •  One maintainer with Claude Code  •  Six specs, 481 tasks  •  Serverless on AWS</w:t>
       </w:r>
     </w:p>
     <w:p>
@@ -117,60 +117,37 @@
         <w:spacing w:after="120" w:line="276"/>
       </w:pPr>
       <w:r>
-        <w:t xml:space="preserve">CloudPulse AI is an internal, multi-account AWS governance platform that discovers resources, enforces tag compliance, attributes ownership, notifies and escalates, remediates safe findings, and surfaces cost optimization insights — with a GenAI layer built on Amazon Bedrock. It is built “internal now, SaaS later”: every table carries a tenant_id and every cross-account role uses a per-tenant ExternalId, so the SaaS pivot is a configuration change, not a rewrite.</w:t>
+        <w:t xml:space="preserve">CloudPulse AI is a multi-account AWS governance platform that discovers resources, enforces tag compliance, attributes ownership, notifies and escalates, and surfaces cost and utilization insights — with an AI layer on Amazon Bedrock AgentCore that explains and suggests but never acts. Every table carries a tenant_id and every cross-account role is assumed with a platform-generated ExternalId, so a multi-tenant future is a configuration change rather than a rewrite.</w:t>
       </w:r>
     </w:p>
     <w:p>
       <w:pPr>
         <w:spacing w:after="120" w:line="276"/>
       </w:pPr>
-      <w:r>
-        <w:t xml:space="preserve">The delivery model is three releases. </w:t>
-      </w:r>
       <w:r>
         <w:rPr>
           <w:b/>
           <w:bCs/>
         </w:rPr>
-        <w:t xml:space="preserve">Release 1 (3 weeks, MVP)</w:t>
-      </w:r>
-      <w:r>
-        <w:t xml:space="preserve">: account onboarding, resource discovery, tag compliance, CloudTrail ownership, email + dashboard notifications, and a basic Angular dashboard. </w:t>
-      </w:r>
+        <w:t xml:space="preserve">How it was delivered.</w:t>
+      </w:r>
+      <w:r>
+        <w:t xml:space="preserve"> The v1.0 plan's three releases and four-person team gave way to a solo, spec-first build: one maintainer working with Claude Code under GitHub Spec Kit, six feature specs taken in dependency order — platform foundation, onboarding and discovery, tag compliance and ownership, governance dashboard, cost, utilization and notifications, agentic insights — with every requirement tiered P1 (demo-critical) or P2 (stretch). All six are implemented: 481 tasks merged through 149 pull requests, each behind green CI.</w:t>
+      </w:r>
+    </w:p>
+    <w:p>
+      <w:pPr>
+        <w:spacing w:after="120" w:line="276"/>
+      </w:pPr>
       <w:r>
         <w:rPr>
           <w:b/>
           <w:bCs/>
         </w:rPr>
-        <w:t xml:space="preserve">Release 2 (~5 weeks)</w:t>
-      </w:r>
-      <w:r>
-        <w:t xml:space="preserve">: remediation engine, escalation tracking, budgets and cost overruns, Bedrock-generated insights. </w:t>
-      </w:r>
-      <w:r>
-        <w:rPr>
-          <w:b/>
-          <w:bCs/>
-        </w:rPr>
-        <w:t xml:space="preserve">Release 3 (~6 weeks)</w:t>
-      </w:r>
-      <w:r>
-        <w:t xml:space="preserve">: predictive forecasting, sandbox utilization, IAM hygiene, Azure connector groundwork, SaaS hardening.</w:t>
-      </w:r>
-    </w:p>
-    <w:p>
-      <w:pPr>
-        <w:spacing w:after="120" w:line="276"/>
-      </w:pPr>
-      <w:r>
-        <w:rPr>
-          <w:b/>
-          <w:bCs/>
-        </w:rPr>
-        <w:t xml:space="preserve">Verdict on your serverless preference: </w:t>
-      </w:r>
-      <w:r>
-        <w:t xml:space="preserve">you are right, with two corrections. Scanning workloads are bursty and idle most of the day — a perfect Lambda fit — but (1) a full account scan can exceed Lambda’s 15-minute limit, so AWS Step Functions must orchestrate the fan-out into small per-service scan Lambdas, and (2) DynamoDB is the wrong primary store for this product because every dashboard screen is a relational query (joins across resources, tags, owners, projects, accounts). Use Aurora Serverless v2 PostgreSQL — it scales to near-zero and keeps SQL. Everything else stays serverless: API Gateway, Lambda, EventBridge, SQS, S3, Cognito, SES, Bedrock.</w:t>
+        <w:t xml:space="preserve">Serverless was the right call, with the two corrections v1.0 made.</w:t>
+      </w:r>
+      <w:r>
+        <w:t xml:space="preserve"> Step Functions runs scans as one unit of work per account and region, so no unit nears Lambda's 15-minute limit, and Aurora Serverless v2 PostgreSQL is the store because every screen is a relational query. Everything else is serverless: API Gateway, Lambda, EventBridge Scheduler, SQS, S3, Cognito, SES and Bedrock AgentCore.</w:t>
       </w:r>
     </w:p>
     <w:p>
@@ -182,7 +159,7 @@
         <w:rPr>
           <w:color w:val="16213E"/>
         </w:rPr>
-        <w:t xml:space="preserve">2. Decisions Taken on Open Items (TBDs)</w:t>
+        <w:t xml:space="preserve">2. Decisions — As Built</w:t>
       </w:r>
     </w:p>
     <w:p>
@@ -190,7 +167,7 @@
         <w:spacing w:after="120" w:line="276"/>
       </w:pPr>
       <w:r>
-        <w:t xml:space="preserve">Every TBD/TBC in the draft plan is now a decision. These are defaults chosen for a 4-person team and a 3-week MVP; each lists the reason and the alternative rejected.</w:t>
+        <w:t xml:space="preserve">Every open item in the original draft became a decision in v1.0. This table records where each one landed in the built system, and why it changed where it did.</w:t>
       </w:r>
     </w:p>
     <w:tbl>
@@ -265,7 +242,7 @@
                 <w:sz w:val="19"/>
                 <w:szCs w:val="19"/>
               </w:rPr>
-              <w:t xml:space="preserve">Open item in draft</w:t>
+              <w:t xml:space="preserve">Open item</w:t>
             </w:r>
           </w:p>
         </w:tc>
@@ -292,7 +269,7 @@
                 <w:sz w:val="19"/>
                 <w:szCs w:val="19"/>
               </w:rPr>
-              <w:t xml:space="preserve">Decision</w:t>
+              <w:t xml:space="preserve">Decision (as built)</w:t>
             </w:r>
           </w:p>
         </w:tc>
@@ -319,7 +296,7 @@
                 <w:sz w:val="19"/>
                 <w:szCs w:val="19"/>
               </w:rPr>
-              <w:t xml:space="preserve">Why / rejected alternative</w:t>
+              <w:t xml:space="preserve">Why / what changed</w:t>
             </w:r>
           </w:p>
         </w:tc>
@@ -367,7 +344,7 @@
                 <w:sz w:val="19"/>
                 <w:szCs w:val="19"/>
               </w:rPr>
-              <w:t xml:space="preserve">Account access framework (Step 3)</w:t>
+              <w:t xml:space="preserve">Account access</w:t>
             </w:r>
           </w:p>
         </w:tc>
@@ -390,7 +367,7 @@
                 <w:sz w:val="19"/>
                 <w:szCs w:val="19"/>
               </w:rPr>
-              <w:t xml:space="preserve">Two auth modes, roles only. Launch: same-account mode — CloudPulse deploys inside the single target account and scan Lambdas use a local read-only IAM role (no AssumeRole). Growth: cross-account mode — new accounts deploy a CloudFormation template creating CloudPulseScannerRole trusted with a per-tenant ExternalId. The connector treats both as the same interface.</w:t>
+              <w:t xml:space="preserve">Two modes, roles only. Same-account: CloudPulse scans its own account with its own read-only roles. Cross-account: the target deploys cloudpulse-scanner via CloudFormation, assumed with a platform-generated ExternalId.</w:t>
             </w:r>
           </w:p>
         </w:tc>
@@ -413,7 +390,7 @@
                 <w:sz w:val="19"/>
                 <w:szCs w:val="19"/>
               </w:rPr>
-              <w:t xml:space="preserve">Zero stored credentials in both modes. REJECTED: access-key credentials as a connector option — long-lived secrets to rotate/encrypt/audit, and the 'temporary' key path always becomes permanent. A governance product storing access keys is self-refuting.</w:t>
+              <w:t xml:space="preserve">Zero stored credentials; access keys rejected. The same-account grants were found missing in the live run and fixed (spec 002 T063).</w:t>
             </w:r>
           </w:p>
         </w:tc>
@@ -422,7 +399,6 @@
         <w:tc>
           <w:tcPr>
             <w:tcW w:type="dxa" w:w="520"/>
-            <w:shd w:fill="F2F4F8" w:val="clear"/>
             <w:tcMar>
               <w:top w:type="dxa" w:w="60"/>
               <w:left w:type="dxa" w:w="100"/>
@@ -446,7 +422,6 @@
         <w:tc>
           <w:tcPr>
             <w:tcW w:type="dxa" w:w="1900"/>
-            <w:shd w:fill="F2F4F8" w:val="clear"/>
             <w:tcMar>
               <w:top w:type="dxa" w:w="60"/>
               <w:left w:type="dxa" w:w="100"/>
@@ -470,48 +445,46 @@
         <w:tc>
           <w:tcPr>
             <w:tcW w:type="dxa" w:w="3470"/>
-            <w:shd w:fill="F2F4F8" w:val="clear"/>
-            <w:tcMar>
-              <w:top w:type="dxa" w:w="60"/>
-              <w:left w:type="dxa" w:w="100"/>
-              <w:bottom w:type="dxa" w:w="60"/>
-              <w:right w:type="dxa" w:w="100"/>
-            </w:tcMar>
-          </w:tcPr>
-          <w:p>
-            <w:pPr>
-              <w:spacing w:after="0"/>
-            </w:pPr>
-            <w:r>
-              <w:rPr>
-                <w:sz w:val="19"/>
-                <w:szCs w:val="19"/>
-              </w:rPr>
-              <w:t xml:space="preserve">MCP is a dev-time tool, not the runtime path. Runtime scanning uses boto3 + STS AssumeRole inside Lambdas. A thin MCP server wrapping the CloudPulse API is a Release 3 add-on for chat-driven ops.</w:t>
+            <w:tcMar>
+              <w:top w:type="dxa" w:w="60"/>
+              <w:left w:type="dxa" w:w="100"/>
+              <w:bottom w:type="dxa" w:w="60"/>
+              <w:right w:type="dxa" w:w="100"/>
+            </w:tcMar>
+          </w:tcPr>
+          <w:p>
+            <w:pPr>
+              <w:spacing w:after="0"/>
+            </w:pPr>
+            <w:r>
+              <w:rPr>
+                <w:sz w:val="19"/>
+                <w:szCs w:val="19"/>
+              </w:rPr>
+              <w:t xml:space="preserve">Not in the runtime path. Scanning is deterministic boto3 in Lambdas; agents reach data only through the platform API's read-only, allowlisted GETs.</w:t>
             </w:r>
           </w:p>
         </w:tc>
         <w:tc>
           <w:tcPr>
             <w:tcW w:type="dxa" w:w="3470"/>
-            <w:shd w:fill="F2F4F8" w:val="clear"/>
-            <w:tcMar>
-              <w:top w:type="dxa" w:w="60"/>
-              <w:left w:type="dxa" w:w="100"/>
-              <w:bottom w:type="dxa" w:w="60"/>
-              <w:right w:type="dxa" w:w="100"/>
-            </w:tcMar>
-          </w:tcPr>
-          <w:p>
-            <w:pPr>
-              <w:spacing w:after="0"/>
-            </w:pPr>
-            <w:r>
-              <w:rPr>
-                <w:sz w:val="19"/>
-                <w:szCs w:val="19"/>
-              </w:rPr>
-              <w:t xml:space="preserve">Deterministic scans must not depend on an LLM loop. Rejected: agent-driven scanning (slow, costly, non-repeatable).</w:t>
+            <w:tcMar>
+              <w:top w:type="dxa" w:w="60"/>
+              <w:left w:type="dxa" w:w="100"/>
+              <w:bottom w:type="dxa" w:w="60"/>
+              <w:right w:type="dxa" w:w="100"/>
+            </w:tcMar>
+          </w:tcPr>
+          <w:p>
+            <w:pPr>
+              <w:spacing w:after="0"/>
+            </w:pPr>
+            <w:r>
+              <w:rPr>
+                <w:sz w:val="19"/>
+                <w:szCs w:val="19"/>
+              </w:rPr>
+              <w:t xml:space="preserve">Deterministic scans must not depend on an LLM loop.</w:t>
             </w:r>
           </w:p>
         </w:tc>
@@ -582,7 +555,7 @@
                 <w:sz w:val="19"/>
                 <w:szCs w:val="19"/>
               </w:rPr>
-              <w:t xml:space="preserve">Resource Groups Tagging API as the primary sweep (one call returns ARNs + tags for most services), enriched by per-service describe calls for the top services (EC2, RDS, S3, Lambda, EKS, IAM, EBS, EIP, DynamoDB, ELB, etc.).</w:t>
+              <w:t xml:space="preserve">Tagging API sweep plus Cloud Control, enriched for 10 types (EC2, EBS, EIP, S3, RDS, Lambda, EKS, DynamoDB, ELBv2, IAM role), driven by coverage-as-data.</w:t>
             </w:r>
           </w:p>
         </w:tc>
@@ -605,7 +578,7 @@
                 <w:sz w:val="19"/>
                 <w:szCs w:val="19"/>
               </w:rPr>
-              <w:t xml:space="preserve">One API covers ~90% of tag data cheaply; enrichers add state/size/metrics only where needed. Rejected: AWS Config aggregator as a hard dependency (not enabled everywhere, adds cost).</w:t>
+              <w:t xml:space="preserve">A type is added by editing a JSON file. A failed describe now degrades one resource, never its region (spec 002 T065).</w:t>
             </w:r>
           </w:p>
         </w:tc>
@@ -614,7 +587,6 @@
         <w:tc>
           <w:tcPr>
             <w:tcW w:type="dxa" w:w="520"/>
-            <w:shd w:fill="F2F4F8" w:val="clear"/>
             <w:tcMar>
               <w:top w:type="dxa" w:w="60"/>
               <w:left w:type="dxa" w:w="100"/>
@@ -638,72 +610,69 @@
         <w:tc>
           <w:tcPr>
             <w:tcW w:type="dxa" w:w="1900"/>
-            <w:shd w:fill="F2F4F8" w:val="clear"/>
-            <w:tcMar>
-              <w:top w:type="dxa" w:w="60"/>
-              <w:left w:type="dxa" w:w="100"/>
-              <w:bottom w:type="dxa" w:w="60"/>
-              <w:right w:type="dxa" w:w="100"/>
-            </w:tcMar>
-          </w:tcPr>
-          <w:p>
-            <w:pPr>
-              <w:spacing w:after="0"/>
-            </w:pPr>
-            <w:r>
-              <w:rPr>
-                <w:sz w:val="19"/>
-                <w:szCs w:val="19"/>
-              </w:rPr>
-              <w:t xml:space="preserve">CloudTrail threshold (Step 7)</w:t>
+            <w:tcMar>
+              <w:top w:type="dxa" w:w="60"/>
+              <w:left w:type="dxa" w:w="100"/>
+              <w:bottom w:type="dxa" w:w="60"/>
+              <w:right w:type="dxa" w:w="100"/>
+            </w:tcMar>
+          </w:tcPr>
+          <w:p>
+            <w:pPr>
+              <w:spacing w:after="0"/>
+            </w:pPr>
+            <w:r>
+              <w:rPr>
+                <w:sz w:val="19"/>
+                <w:szCs w:val="19"/>
+              </w:rPr>
+              <w:t xml:space="preserve">CloudTrail threshold</w:t>
             </w:r>
           </w:p>
         </w:tc>
         <w:tc>
           <w:tcPr>
             <w:tcW w:type="dxa" w:w="3470"/>
-            <w:shd w:fill="F2F4F8" w:val="clear"/>
-            <w:tcMar>
-              <w:top w:type="dxa" w:w="60"/>
-              <w:left w:type="dxa" w:w="100"/>
-              <w:bottom w:type="dxa" w:w="60"/>
-              <w:right w:type="dxa" w:w="100"/>
-            </w:tcMar>
-          </w:tcPr>
-          <w:p>
-            <w:pPr>
-              <w:spacing w:after="0"/>
-            </w:pPr>
-            <w:r>
-              <w:rPr>
-                <w:sz w:val="19"/>
-                <w:szCs w:val="19"/>
-              </w:rPr>
-              <w:t xml:space="preserve">Look back 90 days via LookupEvents on Create*/Run*/Put* events. Owner candidate = creator if human (IAM user / SSO principal); if the creator is a CI/IaC role, fall back to most-frequent human modifier (≥3 write events); else mark “unattributed” for manual assignment.</w:t>
+            <w:tcMar>
+              <w:top w:type="dxa" w:w="60"/>
+              <w:left w:type="dxa" w:w="100"/>
+              <w:bottom w:type="dxa" w:w="60"/>
+              <w:right w:type="dxa" w:w="100"/>
+            </w:tcMar>
+          </w:tcPr>
+          <w:p>
+            <w:pPr>
+              <w:spacing w:after="0"/>
+            </w:pPr>
+            <w:r>
+              <w:rPr>
+                <w:sz w:val="19"/>
+                <w:szCs w:val="19"/>
+              </w:rPr>
+              <w:t xml:space="preserve">90-day LookupEvents of write events, filtered server-side, with adaptive retries; creator if human, then a fallback chain, else unattributed.</w:t>
             </w:r>
           </w:p>
         </w:tc>
         <w:tc>
           <w:tcPr>
             <w:tcW w:type="dxa" w:w="3470"/>
-            <w:shd w:fill="F2F4F8" w:val="clear"/>
-            <w:tcMar>
-              <w:top w:type="dxa" w:w="60"/>
-              <w:left w:type="dxa" w:w="100"/>
-              <w:bottom w:type="dxa" w:w="60"/>
-              <w:right w:type="dxa" w:w="100"/>
-            </w:tcMar>
-          </w:tcPr>
-          <w:p>
-            <w:pPr>
-              <w:spacing w:after="0"/>
-            </w:pPr>
-            <w:r>
-              <w:rPr>
-                <w:sz w:val="19"/>
-                <w:szCs w:val="19"/>
-              </w:rPr>
-              <w:t xml:space="preserve">Most resources in mature accounts are created by pipelines; a creator-only rule fails. The fallback chain plus a manual queue is honest about that.</w:t>
+            <w:tcMar>
+              <w:top w:type="dxa" w:w="60"/>
+              <w:left w:type="dxa" w:w="100"/>
+              <w:bottom w:type="dxa" w:w="60"/>
+              <w:right w:type="dxa" w:w="100"/>
+            </w:tcMar>
+          </w:tcPr>
+          <w:p>
+            <w:pPr>
+              <w:spacing w:after="0"/>
+            </w:pPr>
+            <w:r>
+              <w:rPr>
+                <w:sz w:val="19"/>
+                <w:szCs w:val="19"/>
+              </w:rPr>
+              <w:t xml:space="preserve">Unfiltered sweeps throttled out on a real account (spec 003 T046).</w:t>
             </w:r>
           </w:p>
         </w:tc>
@@ -751,7 +720,7 @@
                 <w:sz w:val="19"/>
                 <w:szCs w:val="19"/>
               </w:rPr>
-              <w:t xml:space="preserve">Inventory storage conflict (bucket vs DB)</w:t>
+              <w:t xml:space="preserve">Inventory storage</w:t>
             </w:r>
           </w:p>
         </w:tc>
@@ -774,7 +743,7 @@
                 <w:sz w:val="19"/>
                 <w:szCs w:val="19"/>
               </w:rPr>
-              <w:t xml:space="preserve">Both, with clear roles: raw scan snapshots as JSON in S3 (audit trail, Athena-queryable later); current state + history in Aurora PostgreSQL (the Governance Repository the UI reads).</w:t>
+              <w:t xml:space="preserve">Raw snapshots in versioned S3; current state and history in Aurora PostgreSQL.</w:t>
             </w:r>
           </w:p>
         </w:tc>
@@ -797,7 +766,7 @@
                 <w:sz w:val="19"/>
                 <w:szCs w:val="19"/>
               </w:rPr>
-              <w:t xml:space="preserve">One source of truth for the UI (Postgres); S3 keeps cheap immutable history. Rejected: S3-only (no queryability), DynamoDB (relational queries dominate).</w:t>
+              <w:t xml:space="preserve">Unchanged from v1.0.</w:t>
             </w:r>
           </w:p>
         </w:tc>
@@ -806,7 +775,6 @@
         <w:tc>
           <w:tcPr>
             <w:tcW w:type="dxa" w:w="520"/>
-            <w:shd w:fill="F2F4F8" w:val="clear"/>
             <w:tcMar>
               <w:top w:type="dxa" w:w="60"/>
               <w:left w:type="dxa" w:w="100"/>
@@ -830,72 +798,69 @@
         <w:tc>
           <w:tcPr>
             <w:tcW w:type="dxa" w:w="1900"/>
-            <w:shd w:fill="F2F4F8" w:val="clear"/>
-            <w:tcMar>
-              <w:top w:type="dxa" w:w="60"/>
-              <w:left w:type="dxa" w:w="100"/>
-              <w:bottom w:type="dxa" w:w="60"/>
-              <w:right w:type="dxa" w:w="100"/>
-            </w:tcMar>
-          </w:tcPr>
-          <w:p>
-            <w:pPr>
-              <w:spacing w:after="0"/>
-            </w:pPr>
-            <w:r>
-              <w:rPr>
-                <w:sz w:val="19"/>
-                <w:szCs w:val="19"/>
-              </w:rPr>
-              <w:t xml:space="preserve">Budget ownership model</w:t>
+            <w:tcMar>
+              <w:top w:type="dxa" w:w="60"/>
+              <w:left w:type="dxa" w:w="100"/>
+              <w:bottom w:type="dxa" w:w="60"/>
+              <w:right w:type="dxa" w:w="100"/>
+            </w:tcMar>
+          </w:tcPr>
+          <w:p>
+            <w:pPr>
+              <w:spacing w:after="0"/>
+            </w:pPr>
+            <w:r>
+              <w:rPr>
+                <w:sz w:val="19"/>
+                <w:szCs w:val="19"/>
+              </w:rPr>
+              <w:t xml:space="preserve">Budget ownership</w:t>
             </w:r>
           </w:p>
         </w:tc>
         <w:tc>
           <w:tcPr>
             <w:tcW w:type="dxa" w:w="3470"/>
-            <w:shd w:fill="F2F4F8" w:val="clear"/>
-            <w:tcMar>
-              <w:top w:type="dxa" w:w="60"/>
-              <w:left w:type="dxa" w:w="100"/>
-              <w:bottom w:type="dxa" w:w="60"/>
-              <w:right w:type="dxa" w:w="100"/>
-            </w:tcMar>
-          </w:tcPr>
-          <w:p>
-            <w:pPr>
-              <w:spacing w:after="0"/>
-            </w:pPr>
-            <w:r>
-              <w:rPr>
-                <w:sz w:val="19"/>
-                <w:szCs w:val="19"/>
-              </w:rPr>
-              <w:t xml:space="preserve">One AWS Budget per project tag (auto-created by CloudPulse), plus Cost Explorer queries grouped by project tag for the dashboard. Alerts at 80% and 100% forecast/actual.</w:t>
+            <w:tcMar>
+              <w:top w:type="dxa" w:w="60"/>
+              <w:left w:type="dxa" w:w="100"/>
+              <w:bottom w:type="dxa" w:w="60"/>
+              <w:right w:type="dxa" w:w="100"/>
+            </w:tcMar>
+          </w:tcPr>
+          <w:p>
+            <w:pPr>
+              <w:spacing w:after="0"/>
+            </w:pPr>
+            <w:r>
+              <w:rPr>
+                <w:sz w:val="19"/>
+                <w:szCs w:val="19"/>
+              </w:rPr>
+              <w:t xml:space="preserve">Budgets per SDA, auto-created inside CloudPulse; spend over budget opens an overrun finding in the same workbench.</w:t>
             </w:r>
           </w:p>
         </w:tc>
         <w:tc>
           <w:tcPr>
             <w:tcW w:type="dxa" w:w="3470"/>
-            <w:shd w:fill="F2F4F8" w:val="clear"/>
-            <w:tcMar>
-              <w:top w:type="dxa" w:w="60"/>
-              <w:left w:type="dxa" w:w="100"/>
-              <w:bottom w:type="dxa" w:w="60"/>
-              <w:right w:type="dxa" w:w="100"/>
-            </w:tcMar>
-          </w:tcPr>
-          <w:p>
-            <w:pPr>
-              <w:spacing w:after="0"/>
-            </w:pPr>
-            <w:r>
-              <w:rPr>
-                <w:sz w:val="19"/>
-                <w:szCs w:val="19"/>
-              </w:rPr>
-              <w:t xml:space="preserve">Budgets API gives free native alerting; Cost Explorer gives drill-down. Deferred to R2 — not MVP.</w:t>
+            <w:tcMar>
+              <w:top w:type="dxa" w:w="60"/>
+              <w:left w:type="dxa" w:w="100"/>
+              <w:bottom w:type="dxa" w:w="60"/>
+              <w:right w:type="dxa" w:w="100"/>
+            </w:tcMar>
+          </w:tcPr>
+          <w:p>
+            <w:pPr>
+              <w:spacing w:after="0"/>
+            </w:pPr>
+            <w:r>
+              <w:rPr>
+                <w:sz w:val="19"/>
+                <w:szCs w:val="19"/>
+              </w:rPr>
+              <w:t xml:space="preserve">The AWS Budgets service is not used: budgets stay data, beside the rest of governance.</w:t>
             </w:r>
           </w:p>
         </w:tc>
@@ -943,7 +908,7 @@
                 <w:sz w:val="19"/>
                 <w:szCs w:val="19"/>
               </w:rPr>
-              <w:t xml:space="preserve">Compliance rule scope</w:t>
+              <w:t xml:space="preserve">Compliance rules</w:t>
             </w:r>
           </w:p>
         </w:tc>
@@ -966,7 +931,7 @@
                 <w:sz w:val="19"/>
                 <w:szCs w:val="19"/>
               </w:rPr>
-              <w:t xml:space="preserve">Parent resources only, per the draft. Mandatory tags (case-insensitive keys): project_name, owner, project_id, created_by; environment optional. Rules stored as data (JSON in DB), not code, so new rules ship without deploys.</w:t>
+              <w:t xml:space="preserve">Rules as data, five seeded; findings lifecycle; compliance score per account and SDA.</w:t>
             </w:r>
           </w:p>
         </w:tc>
@@ -989,7 +954,7 @@
                 <w:sz w:val="19"/>
                 <w:szCs w:val="19"/>
               </w:rPr>
-              <w:t xml:space="preserve">Rules-as-data is what makes the platform extensible and SaaS-ready.</w:t>
+              <w:t xml:space="preserve">Unchanged from v1.0.</w:t>
             </w:r>
           </w:p>
         </w:tc>
@@ -998,7 +963,6 @@
         <w:tc>
           <w:tcPr>
             <w:tcW w:type="dxa" w:w="520"/>
-            <w:shd w:fill="F2F4F8" w:val="clear"/>
             <w:tcMar>
               <w:top w:type="dxa" w:w="60"/>
               <w:left w:type="dxa" w:w="100"/>
@@ -1022,7 +986,6 @@
         <w:tc>
           <w:tcPr>
             <w:tcW w:type="dxa" w:w="1900"/>
-            <w:shd w:fill="F2F4F8" w:val="clear"/>
             <w:tcMar>
               <w:top w:type="dxa" w:w="60"/>
               <w:left w:type="dxa" w:w="100"/>
@@ -1046,48 +1009,46 @@
         <w:tc>
           <w:tcPr>
             <w:tcW w:type="dxa" w:w="3470"/>
-            <w:shd w:fill="F2F4F8" w:val="clear"/>
-            <w:tcMar>
-              <w:top w:type="dxa" w:w="60"/>
-              <w:left w:type="dxa" w:w="100"/>
-              <w:bottom w:type="dxa" w:w="60"/>
-              <w:right w:type="dxa" w:w="100"/>
-            </w:tcMar>
-          </w:tcPr>
-          <w:p>
-            <w:pPr>
-              <w:spacing w:after="0"/>
-            </w:pPr>
-            <w:r>
-              <w:rPr>
-                <w:sz w:val="19"/>
-                <w:szCs w:val="19"/>
-              </w:rPr>
-              <w:t xml:space="preserve">Email via SES: day 0, day 2, day 4 (3 sends, 2-day interval); dashboard bell always. Daily re-scan diffs close findings automatically; 4th interval unresolved → escalation state (R2 automates the escalation email to the project owner).</w:t>
+            <w:tcMar>
+              <w:top w:type="dxa" w:w="60"/>
+              <w:left w:type="dxa" w:w="100"/>
+              <w:bottom w:type="dxa" w:w="60"/>
+              <w:right w:type="dxa" w:w="100"/>
+            </w:tcMar>
+          </w:tcPr>
+          <w:p>
+            <w:pPr>
+              <w:spacing w:after="0"/>
+            </w:pPr>
+            <w:r>
+              <w:rPr>
+                <w:sz w:val="19"/>
+                <w:szCs w:val="19"/>
+              </w:rPr>
+              <w:t xml:space="preserve">SES email on day 0, 2 and 4, then an escalation flag. No dashboard bell.</w:t>
             </w:r>
           </w:p>
         </w:tc>
         <w:tc>
           <w:tcPr>
             <w:tcW w:type="dxa" w:w="3470"/>
-            <w:shd w:fill="F2F4F8" w:val="clear"/>
-            <w:tcMar>
-              <w:top w:type="dxa" w:w="60"/>
-              <w:left w:type="dxa" w:w="100"/>
-              <w:bottom w:type="dxa" w:w="60"/>
-              <w:right w:type="dxa" w:w="100"/>
-            </w:tcMar>
-          </w:tcPr>
-          <w:p>
-            <w:pPr>
-              <w:spacing w:after="0"/>
-            </w:pPr>
-            <w:r>
-              <w:rPr>
-                <w:sz w:val="19"/>
-                <w:szCs w:val="19"/>
-              </w:rPr>
-              <w:t xml:space="preserve"> Matches the draft. State machine lives in Postgres, driven by EventBridge Scheduler.</w:t>
+            <w:tcMar>
+              <w:top w:type="dxa" w:w="60"/>
+              <w:left w:type="dxa" w:w="100"/>
+              <w:bottom w:type="dxa" w:w="60"/>
+              <w:right w:type="dxa" w:w="100"/>
+            </w:tcMar>
+          </w:tcPr>
+          <w:p>
+            <w:pPr>
+              <w:spacing w:after="0"/>
+            </w:pPr>
+            <w:r>
+              <w:rPr>
+                <w:sz w:val="19"/>
+                <w:szCs w:val="19"/>
+              </w:rPr>
+              <w:t xml:space="preserve">The in-app bell and feed were cut from scope.</w:t>
             </w:r>
           </w:p>
         </w:tc>
@@ -1135,7 +1096,7 @@
                 <w:sz w:val="19"/>
                 <w:szCs w:val="19"/>
               </w:rPr>
-              <w:t xml:space="preserve">Remediation safety</w:t>
+              <w:t xml:space="preserve">Remediation</w:t>
             </w:r>
           </w:p>
         </w:tc>
@@ -1158,7 +1119,7 @@
                 <w:sz w:val="19"/>
                 <w:szCs w:val="19"/>
               </w:rPr>
-              <w:t xml:space="preserve">Remediation engine is R2. Only additive, reversible actions are auto-eligible (apply/correct tags). Destructive actions (stop/delete) always require explicit admin approval in the UI. Every action writes an audit record with before/after state.</w:t>
+              <w:t xml:space="preserve">Out of scope by decision. No write role exists; the AI suggests, people act.</w:t>
             </w:r>
           </w:p>
         </w:tc>
@@ -1181,7 +1142,7 @@
                 <w:sz w:val="19"/>
                 <w:szCs w:val="19"/>
               </w:rPr>
-              <w:t xml:space="preserve">Trust is the product. One wrong deletion kills adoption.</w:t>
+              <w:t xml:space="preserve">Trust is the product — one wrong change kills adoption.</w:t>
             </w:r>
           </w:p>
         </w:tc>
@@ -1190,7 +1151,6 @@
         <w:tc>
           <w:tcPr>
             <w:tcW w:type="dxa" w:w="520"/>
-            <w:shd w:fill="F2F4F8" w:val="clear"/>
             <w:tcMar>
               <w:top w:type="dxa" w:w="60"/>
               <w:left w:type="dxa" w:w="100"/>
@@ -1214,7 +1174,6 @@
         <w:tc>
           <w:tcPr>
             <w:tcW w:type="dxa" w:w="1900"/>
-            <w:shd w:fill="F2F4F8" w:val="clear"/>
             <w:tcMar>
               <w:top w:type="dxa" w:w="60"/>
               <w:left w:type="dxa" w:w="100"/>
@@ -1238,48 +1197,46 @@
         <w:tc>
           <w:tcPr>
             <w:tcW w:type="dxa" w:w="3470"/>
-            <w:shd w:fill="F2F4F8" w:val="clear"/>
-            <w:tcMar>
-              <w:top w:type="dxa" w:w="60"/>
-              <w:left w:type="dxa" w:w="100"/>
-              <w:bottom w:type="dxa" w:w="60"/>
-              <w:right w:type="dxa" w:w="100"/>
-            </w:tcMar>
-          </w:tcPr>
-          <w:p>
-            <w:pPr>
-              <w:spacing w:after="0"/>
-            </w:pPr>
-            <w:r>
-              <w:rPr>
-                <w:sz w:val="19"/>
-                <w:szCs w:val="19"/>
-              </w:rPr>
-              <w:t xml:space="preserve">Angular 18+ (standalone components, signals), Angular Material + ng2-charts, hosted on S3 + CloudFront.</w:t>
+            <w:tcMar>
+              <w:top w:type="dxa" w:w="60"/>
+              <w:left w:type="dxa" w:w="100"/>
+              <w:bottom w:type="dxa" w:w="60"/>
+              <w:right w:type="dxa" w:w="100"/>
+            </w:tcMar>
+          </w:tcPr>
+          <w:p>
+            <w:pPr>
+              <w:spacing w:after="0"/>
+            </w:pPr>
+            <w:r>
+              <w:rPr>
+                <w:sz w:val="19"/>
+                <w:szCs w:val="19"/>
+              </w:rPr>
+              <w:t xml:space="preserve">Angular 18 (standalone, signals), Angular Material, S3 + CloudFront (OAC); API client generated from OpenAPI.</w:t>
             </w:r>
           </w:p>
         </w:tc>
         <w:tc>
           <w:tcPr>
             <w:tcW w:type="dxa" w:w="3470"/>
-            <w:shd w:fill="F2F4F8" w:val="clear"/>
-            <w:tcMar>
-              <w:top w:type="dxa" w:w="60"/>
-              <w:left w:type="dxa" w:w="100"/>
-              <w:bottom w:type="dxa" w:w="60"/>
-              <w:right w:type="dxa" w:w="100"/>
-            </w:tcMar>
-          </w:tcPr>
-          <w:p>
-            <w:pPr>
-              <w:spacing w:after="0"/>
-            </w:pPr>
-            <w:r>
-              <w:rPr>
-                <w:sz w:val="19"/>
-                <w:szCs w:val="19"/>
-              </w:rPr>
-              <w:t xml:space="preserve">Your team choice. Fine — team familiarity beats ecosystem debates.</w:t>
+            <w:tcMar>
+              <w:top w:type="dxa" w:w="60"/>
+              <w:left w:type="dxa" w:w="100"/>
+              <w:bottom w:type="dxa" w:w="60"/>
+              <w:right w:type="dxa" w:w="100"/>
+            </w:tcMar>
+          </w:tcPr>
+          <w:p>
+            <w:pPr>
+              <w:spacing w:after="0"/>
+            </w:pPr>
+            <w:r>
+              <w:rPr>
+                <w:sz w:val="19"/>
+                <w:szCs w:val="19"/>
+              </w:rPr>
+              <w:t xml:space="preserve">CI fails on any drift between the contract and the client.</w:t>
             </w:r>
           </w:p>
         </w:tc>
@@ -1350,7 +1307,7 @@
                 <w:sz w:val="19"/>
                 <w:szCs w:val="19"/>
               </w:rPr>
-              <w:t xml:space="preserve">Amazon Bedrock (Anthropic Claude family). R1: none (MVP discipline). R2: findings summarization + remediation suggestions + weekly digest. R3: natural-language Q&amp;A over inventory (Bedrock tool-use against the CloudPulse API) and forecast narratives.</w:t>
+              <w:t xml:space="preserve">Bedrock AgentCore Runtime with Amazon Nova 2 Lite: daily digest and per-finding suggester; advisor, forecasts and rightsizing are deterministic. Every output passes a grounding validator.</w:t>
             </w:r>
           </w:p>
         </w:tc>
@@ -1373,7 +1330,7 @@
                 <w:sz w:val="19"/>
                 <w:szCs w:val="19"/>
               </w:rPr>
-              <w:t xml:space="preserve">GenAI explains and recommends; it never executes remediations directly.</w:t>
+              <w:t xml:space="preserve">Classic Bedrock Agents went into maintenance mode, and Anthropic models needed a Marketplace payment this account cannot make. NL Q&amp;A and narratives are out of scope.</w:t>
             </w:r>
           </w:p>
         </w:tc>
@@ -1382,7 +1339,6 @@
         <w:tc>
           <w:tcPr>
             <w:tcW w:type="dxa" w:w="520"/>
-            <w:shd w:fill="F2F4F8" w:val="clear"/>
             <w:tcMar>
               <w:top w:type="dxa" w:w="60"/>
               <w:left w:type="dxa" w:w="100"/>
@@ -1406,7 +1362,6 @@
         <w:tc>
           <w:tcPr>
             <w:tcW w:type="dxa" w:w="1900"/>
-            <w:shd w:fill="F2F4F8" w:val="clear"/>
             <w:tcMar>
               <w:top w:type="dxa" w:w="60"/>
               <w:left w:type="dxa" w:w="100"/>
@@ -1430,48 +1385,46 @@
         <w:tc>
           <w:tcPr>
             <w:tcW w:type="dxa" w:w="3470"/>
-            <w:shd w:fill="F2F4F8" w:val="clear"/>
-            <w:tcMar>
-              <w:top w:type="dxa" w:w="60"/>
-              <w:left w:type="dxa" w:w="100"/>
-              <w:bottom w:type="dxa" w:w="60"/>
-              <w:right w:type="dxa" w:w="100"/>
-            </w:tcMar>
-          </w:tcPr>
-          <w:p>
-            <w:pPr>
-              <w:spacing w:after="0"/>
-            </w:pPr>
-            <w:r>
-              <w:rPr>
-                <w:sz w:val="19"/>
-                <w:szCs w:val="19"/>
-              </w:rPr>
-              <w:t xml:space="preserve">Terraform (single repo, modules per component) + GitHub Actions with OIDC federation to AWS (no long-lived keys). Environments: dev and prod to start.</w:t>
+            <w:tcMar>
+              <w:top w:type="dxa" w:w="60"/>
+              <w:left w:type="dxa" w:w="100"/>
+              <w:bottom w:type="dxa" w:w="60"/>
+              <w:right w:type="dxa" w:w="100"/>
+            </w:tcMar>
+          </w:tcPr>
+          <w:p>
+            <w:pPr>
+              <w:spacing w:after="0"/>
+            </w:pPr>
+            <w:r>
+              <w:rPr>
+                <w:sz w:val="19"/>
+                <w:szCs w:val="19"/>
+              </w:rPr>
+              <w:t xml:space="preserve">Terraform 1.15.8 (11 modules) and GitHub Actions with OIDC; 16 required PR checks, including a recorded Claude constitution review.</w:t>
             </w:r>
           </w:p>
         </w:tc>
         <w:tc>
           <w:tcPr>
             <w:tcW w:type="dxa" w:w="3470"/>
-            <w:shd w:fill="F2F4F8" w:val="clear"/>
-            <w:tcMar>
-              <w:top w:type="dxa" w:w="60"/>
-              <w:left w:type="dxa" w:w="100"/>
-              <w:bottom w:type="dxa" w:w="60"/>
-              <w:right w:type="dxa" w:w="100"/>
-            </w:tcMar>
-          </w:tcPr>
-          <w:p>
-            <w:pPr>
-              <w:spacing w:after="0"/>
-            </w:pPr>
-            <w:r>
-              <w:rPr>
-                <w:sz w:val="19"/>
-                <w:szCs w:val="19"/>
-              </w:rPr>
-              <w:t xml:space="preserve">Terraform keeps the Azure door open; CDK would lock to AWS.</w:t>
+            <w:tcMar>
+              <w:top w:type="dxa" w:w="60"/>
+              <w:left w:type="dxa" w:w="100"/>
+              <w:bottom w:type="dxa" w:w="60"/>
+              <w:right w:type="dxa" w:w="100"/>
+            </w:tcMar>
+          </w:tcPr>
+          <w:p>
+            <w:pPr>
+              <w:spacing w:after="0"/>
+            </w:pPr>
+            <w:r>
+              <w:rPr>
+                <w:sz w:val="19"/>
+                <w:szCs w:val="19"/>
+              </w:rPr>
+              <w:t xml:space="preserve">No long-lived keys anywhere.</w:t>
             </w:r>
           </w:p>
         </w:tc>
@@ -1496,7 +1449,7 @@
                 <w:sz w:val="19"/>
                 <w:szCs w:val="19"/>
               </w:rPr>
-              <w:t xml:space="preserve">D14</w:t>
+              <w:t xml:space="preserve">D13</w:t>
             </w:r>
           </w:p>
         </w:tc>
@@ -1519,7 +1472,7 @@
                 <w:sz w:val="19"/>
                 <w:szCs w:val="19"/>
               </w:rPr>
-              <w:t xml:space="preserve">Regions</w:t>
+              <w:t xml:space="preserve">Multi-cloud readiness</w:t>
             </w:r>
           </w:p>
         </w:tc>
@@ -1542,7 +1495,7 @@
                 <w:sz w:val="19"/>
                 <w:szCs w:val="19"/>
               </w:rPr>
-              <w:t xml:space="preserve">us-east-1 is the primary/deploy region. Each account registers a list of scan regions at onboarding (default: us-east-1); the Step Functions fan-out adds a region dimension (account × region × service-group). Adding a region later = editing the account's region list, no code change.</w:t>
+              <w:t xml:space="preserve">A provider-agnostic Connector protocol and normalized resource model; AWS only. SDK code is confined to connectors/ by a CI gate.</w:t>
             </w:r>
           </w:p>
         </w:tc>
@@ -1565,7 +1518,7 @@
                 <w:sz w:val="19"/>
                 <w:szCs w:val="19"/>
               </w:rPr>
-              <w:t xml:space="preserve">Tagging API and most describes are regional; global services (IAM, S3 listing, CloudFront) scan once per account.</w:t>
+              <w:t xml:space="preserve">Interface now, Azure later.</w:t>
             </w:r>
           </w:p>
         </w:tc>
@@ -1574,96 +1527,92 @@
         <w:tc>
           <w:tcPr>
             <w:tcW w:type="dxa" w:w="520"/>
-            <w:shd w:fill="F2F4F8" w:val="clear"/>
-            <w:tcMar>
-              <w:top w:type="dxa" w:w="60"/>
-              <w:left w:type="dxa" w:w="100"/>
-              <w:bottom w:type="dxa" w:w="60"/>
-              <w:right w:type="dxa" w:w="100"/>
-            </w:tcMar>
-          </w:tcPr>
-          <w:p>
-            <w:pPr>
-              <w:spacing w:after="0"/>
-            </w:pPr>
-            <w:r>
-              <w:rPr>
-                <w:sz w:val="19"/>
-                <w:szCs w:val="19"/>
-              </w:rPr>
-              <w:t xml:space="preserve">D15</w:t>
+            <w:tcMar>
+              <w:top w:type="dxa" w:w="60"/>
+              <w:left w:type="dxa" w:w="100"/>
+              <w:bottom w:type="dxa" w:w="60"/>
+              <w:right w:type="dxa" w:w="100"/>
+            </w:tcMar>
+          </w:tcPr>
+          <w:p>
+            <w:pPr>
+              <w:spacing w:after="0"/>
+            </w:pPr>
+            <w:r>
+              <w:rPr>
+                <w:sz w:val="19"/>
+                <w:szCs w:val="19"/>
+              </w:rPr>
+              <w:t xml:space="preserve">D14</w:t>
             </w:r>
           </w:p>
         </w:tc>
         <w:tc>
           <w:tcPr>
             <w:tcW w:type="dxa" w:w="1900"/>
-            <w:shd w:fill="F2F4F8" w:val="clear"/>
-            <w:tcMar>
-              <w:top w:type="dxa" w:w="60"/>
-              <w:left w:type="dxa" w:w="100"/>
-              <w:bottom w:type="dxa" w:w="60"/>
-              <w:right w:type="dxa" w:w="100"/>
-            </w:tcMar>
-          </w:tcPr>
-          <w:p>
-            <w:pPr>
-              <w:spacing w:after="0"/>
-            </w:pPr>
-            <w:r>
-              <w:rPr>
-                <w:sz w:val="19"/>
-                <w:szCs w:val="19"/>
-              </w:rPr>
-              <w:t xml:space="preserve">Owner email resolution</w:t>
+            <w:tcMar>
+              <w:top w:type="dxa" w:w="60"/>
+              <w:left w:type="dxa" w:w="100"/>
+              <w:bottom w:type="dxa" w:w="60"/>
+              <w:right w:type="dxa" w:w="100"/>
+            </w:tcMar>
+          </w:tcPr>
+          <w:p>
+            <w:pPr>
+              <w:spacing w:after="0"/>
+            </w:pPr>
+            <w:r>
+              <w:rPr>
+                <w:sz w:val="19"/>
+                <w:szCs w:val="19"/>
+              </w:rPr>
+              <w:t xml:space="preserve">Regions</w:t>
             </w:r>
           </w:p>
         </w:tc>
         <w:tc>
           <w:tcPr>
             <w:tcW w:type="dxa" w:w="3470"/>
-            <w:shd w:fill="F2F4F8" w:val="clear"/>
-            <w:tcMar>
-              <w:top w:type="dxa" w:w="60"/>
-              <w:left w:type="dxa" w:w="100"/>
-              <w:bottom w:type="dxa" w:w="60"/>
-              <w:right w:type="dxa" w:w="100"/>
-            </w:tcMar>
-          </w:tcPr>
-          <w:p>
-            <w:pPr>
-              <w:spacing w:after="0"/>
-            </w:pPr>
-            <w:r>
-              <w:rPr>
-                <w:sz w:val="19"/>
-                <w:szCs w:val="19"/>
-              </w:rPr>
-              <w:t xml:space="preserve">No directory exists. Resolution chain: (1) owner tag if it is an email; (2) configurable pattern applied to the CloudTrail user_id (e.g. {user_id}@&lt;org-domain&gt;); (3) manual override table in the admin UI. Pattern and overrides are data, not code.</w:t>
+            <w:tcMar>
+              <w:top w:type="dxa" w:w="60"/>
+              <w:left w:type="dxa" w:w="100"/>
+              <w:bottom w:type="dxa" w:w="60"/>
+              <w:right w:type="dxa" w:w="100"/>
+            </w:tcMar>
+          </w:tcPr>
+          <w:p>
+            <w:pPr>
+              <w:spacing w:after="0"/>
+            </w:pPr>
+            <w:r>
+              <w:rPr>
+                <w:sz w:val="19"/>
+                <w:szCs w:val="19"/>
+              </w:rPr>
+              <w:t xml:space="preserve">Deploy in us-east-1; each account carries its scan-region list; fan-out per (account × region).</w:t>
             </w:r>
           </w:p>
         </w:tc>
         <w:tc>
           <w:tcPr>
             <w:tcW w:type="dxa" w:w="3470"/>
-            <w:shd w:fill="F2F4F8" w:val="clear"/>
-            <w:tcMar>
-              <w:top w:type="dxa" w:w="60"/>
-              <w:left w:type="dxa" w:w="100"/>
-              <w:bottom w:type="dxa" w:w="60"/>
-              <w:right w:type="dxa" w:w="100"/>
-            </w:tcMar>
-          </w:tcPr>
-          <w:p>
-            <w:pPr>
-              <w:spacing w:after="0"/>
-            </w:pPr>
-            <w:r>
-              <w:rPr>
-                <w:sz w:val="19"/>
-                <w:szCs w:val="19"/>
-              </w:rPr>
-              <w:t xml:space="preserve">Keeps your 'frame the logic later' option open — changing the pattern is config. Bounced emails get flagged so bad guesses surface fast.</w:t>
+            <w:tcMar>
+              <w:top w:type="dxa" w:w="60"/>
+              <w:left w:type="dxa" w:w="100"/>
+              <w:bottom w:type="dxa" w:w="60"/>
+              <w:right w:type="dxa" w:w="100"/>
+            </w:tcMar>
+          </w:tcPr>
+          <w:p>
+            <w:pPr>
+              <w:spacing w:after="0"/>
+            </w:pPr>
+            <w:r>
+              <w:rPr>
+                <w:sz w:val="19"/>
+                <w:szCs w:val="19"/>
+              </w:rPr>
+              <w:t xml:space="preserve">Unchanged from v1.0.</w:t>
             </w:r>
           </w:p>
         </w:tc>
@@ -1688,7 +1637,7 @@
                 <w:sz w:val="19"/>
                 <w:szCs w:val="19"/>
               </w:rPr>
-              <w:t xml:space="preserve">D16</w:t>
+              <w:t xml:space="preserve">D15</w:t>
             </w:r>
           </w:p>
         </w:tc>
@@ -1711,7 +1660,7 @@
                 <w:sz w:val="19"/>
                 <w:szCs w:val="19"/>
               </w:rPr>
-              <w:t xml:space="preserve">SDA registry</w:t>
+              <w:t xml:space="preserve">Owner email resolution</w:t>
             </w:r>
           </w:p>
         </w:tc>
@@ -1734,7 +1683,7 @@
                 <w:sz w:val="19"/>
                 <w:szCs w:val="19"/>
               </w:rPr>
-              <w:t xml:space="preserve">SDAs (Software Development Accelerators) are first-class: an SDA registry (register SDA: name, owner email, team, and the project_id / project_name tag values that map to it) ships in R1 admin UI. Resources attach to an SDA through their tags at load time; untagged/unmatched resources appear as 'No SDA' for triage.</w:t>
+              <w:t xml:space="preserve">Owner tag if it is an email → identity pattern → admin override table.</w:t>
             </w:r>
           </w:p>
         </w:tc>
@@ -1757,7 +1706,7 @@
                 <w:sz w:val="19"/>
                 <w:szCs w:val="19"/>
               </w:rPr>
-              <w:t xml:space="preserve">Your compliance, budget, and utilization views all group by SDA — the registry is the seed data for all of them. Replaces the vague 'Project/SDA mapping' from the draft.</w:t>
+              <w:t xml:space="preserve">Unchanged from v1.0.</w:t>
             </w:r>
           </w:p>
         </w:tc>
@@ -1766,96 +1715,186 @@
         <w:tc>
           <w:tcPr>
             <w:tcW w:type="dxa" w:w="520"/>
-            <w:shd w:fill="F2F4F8" w:val="clear"/>
-            <w:tcMar>
-              <w:top w:type="dxa" w:w="60"/>
-              <w:left w:type="dxa" w:w="100"/>
-              <w:bottom w:type="dxa" w:w="60"/>
-              <w:right w:type="dxa" w:w="100"/>
-            </w:tcMar>
-          </w:tcPr>
-          <w:p>
-            <w:pPr>
-              <w:spacing w:after="0"/>
-            </w:pPr>
-            <w:r>
-              <w:rPr>
-                <w:sz w:val="19"/>
-                <w:szCs w:val="19"/>
-              </w:rPr>
-              <w:t xml:space="preserve">D13</w:t>
+            <w:tcMar>
+              <w:top w:type="dxa" w:w="60"/>
+              <w:left w:type="dxa" w:w="100"/>
+              <w:bottom w:type="dxa" w:w="60"/>
+              <w:right w:type="dxa" w:w="100"/>
+            </w:tcMar>
+          </w:tcPr>
+          <w:p>
+            <w:pPr>
+              <w:spacing w:after="0"/>
+            </w:pPr>
+            <w:r>
+              <w:rPr>
+                <w:sz w:val="19"/>
+                <w:szCs w:val="19"/>
+              </w:rPr>
+              <w:t xml:space="preserve">D16</w:t>
             </w:r>
           </w:p>
         </w:tc>
         <w:tc>
           <w:tcPr>
             <w:tcW w:type="dxa" w:w="1900"/>
-            <w:shd w:fill="F2F4F8" w:val="clear"/>
-            <w:tcMar>
-              <w:top w:type="dxa" w:w="60"/>
-              <w:left w:type="dxa" w:w="100"/>
-              <w:bottom w:type="dxa" w:w="60"/>
-              <w:right w:type="dxa" w:w="100"/>
-            </w:tcMar>
-          </w:tcPr>
-          <w:p>
-            <w:pPr>
-              <w:spacing w:after="0"/>
-            </w:pPr>
-            <w:r>
-              <w:rPr>
-                <w:sz w:val="19"/>
-                <w:szCs w:val="19"/>
-              </w:rPr>
-              <w:t xml:space="preserve">Multi-cloud readiness</w:t>
+            <w:tcMar>
+              <w:top w:type="dxa" w:w="60"/>
+              <w:left w:type="dxa" w:w="100"/>
+              <w:bottom w:type="dxa" w:w="60"/>
+              <w:right w:type="dxa" w:w="100"/>
+            </w:tcMar>
+          </w:tcPr>
+          <w:p>
+            <w:pPr>
+              <w:spacing w:after="0"/>
+            </w:pPr>
+            <w:r>
+              <w:rPr>
+                <w:sz w:val="19"/>
+                <w:szCs w:val="19"/>
+              </w:rPr>
+              <w:t xml:space="preserve">SDA registry</w:t>
             </w:r>
           </w:p>
         </w:tc>
         <w:tc>
           <w:tcPr>
             <w:tcW w:type="dxa" w:w="3470"/>
-            <w:shd w:fill="F2F4F8" w:val="clear"/>
-            <w:tcMar>
-              <w:top w:type="dxa" w:w="60"/>
-              <w:left w:type="dxa" w:w="100"/>
-              <w:bottom w:type="dxa" w:w="60"/>
-              <w:right w:type="dxa" w:w="100"/>
-            </w:tcMar>
-          </w:tcPr>
-          <w:p>
-            <w:pPr>
-              <w:spacing w:after="0"/>
-            </w:pPr>
-            <w:r>
-              <w:rPr>
-                <w:sz w:val="19"/>
-                <w:szCs w:val="19"/>
-              </w:rPr>
-              <w:t xml:space="preserve">A provider-agnostic connector interface (see Engineering Guide): normalized resource model + per-provider connector packages. AWS connector ships now; Azure connector is a Release 3+ implementation of the same interface.</w:t>
+            <w:tcMar>
+              <w:top w:type="dxa" w:w="60"/>
+              <w:left w:type="dxa" w:w="100"/>
+              <w:bottom w:type="dxa" w:w="60"/>
+              <w:right w:type="dxa" w:w="100"/>
+            </w:tcMar>
+          </w:tcPr>
+          <w:p>
+            <w:pPr>
+              <w:spacing w:after="0"/>
+            </w:pPr>
+            <w:r>
+              <w:rPr>
+                <w:sz w:val="19"/>
+                <w:szCs w:val="19"/>
+              </w:rPr>
+              <w:t xml:space="preserve">First-class SDAs; resources attach through tags; unmatched resources land in a “No SDA” triage view.</w:t>
             </w:r>
           </w:p>
         </w:tc>
         <w:tc>
           <w:tcPr>
             <w:tcW w:type="dxa" w:w="3470"/>
-            <w:shd w:fill="F2F4F8" w:val="clear"/>
-            <w:tcMar>
-              <w:top w:type="dxa" w:w="60"/>
-              <w:left w:type="dxa" w:w="100"/>
-              <w:bottom w:type="dxa" w:w="60"/>
-              <w:right w:type="dxa" w:w="100"/>
-            </w:tcMar>
-          </w:tcPr>
-          <w:p>
-            <w:pPr>
-              <w:spacing w:after="0"/>
-            </w:pPr>
-            <w:r>
-              <w:rPr>
-                <w:sz w:val="19"/>
-                <w:szCs w:val="19"/>
-              </w:rPr>
-              <w:t xml:space="preserve">Designing the interface now costs days; retrofitting later costs a rewrite.</w:t>
+            <w:tcMar>
+              <w:top w:type="dxa" w:w="60"/>
+              <w:left w:type="dxa" w:w="100"/>
+              <w:bottom w:type="dxa" w:w="60"/>
+              <w:right w:type="dxa" w:w="100"/>
+            </w:tcMar>
+          </w:tcPr>
+          <w:p>
+            <w:pPr>
+              <w:spacing w:after="0"/>
+            </w:pPr>
+            <w:r>
+              <w:rPr>
+                <w:sz w:val="19"/>
+                <w:szCs w:val="19"/>
+              </w:rPr>
+              <w:t xml:space="preserve">Unchanged from v1.0.</w:t>
+            </w:r>
+          </w:p>
+        </w:tc>
+      </w:tr>
+      <w:tr>
+        <w:tc>
+          <w:tcPr>
+            <w:tcW w:type="dxa" w:w="520"/>
+            <w:tcMar>
+              <w:top w:type="dxa" w:w="60"/>
+              <w:left w:type="dxa" w:w="100"/>
+              <w:bottom w:type="dxa" w:w="60"/>
+              <w:right w:type="dxa" w:w="100"/>
+            </w:tcMar>
+          </w:tcPr>
+          <w:p>
+            <w:pPr>
+              <w:spacing w:after="0"/>
+            </w:pPr>
+            <w:r>
+              <w:rPr>
+                <w:sz w:val="19"/>
+                <w:szCs w:val="19"/>
+              </w:rPr>
+              <w:t xml:space="preserve">D17</w:t>
+            </w:r>
+          </w:p>
+        </w:tc>
+        <w:tc>
+          <w:tcPr>
+            <w:tcW w:type="dxa" w:w="1900"/>
+            <w:tcMar>
+              <w:top w:type="dxa" w:w="60"/>
+              <w:left w:type="dxa" w:w="100"/>
+              <w:bottom w:type="dxa" w:w="60"/>
+              <w:right w:type="dxa" w:w="100"/>
+            </w:tcMar>
+          </w:tcPr>
+          <w:p>
+            <w:pPr>
+              <w:spacing w:after="0"/>
+            </w:pPr>
+            <w:r>
+              <w:rPr>
+                <w:sz w:val="19"/>
+                <w:szCs w:val="19"/>
+              </w:rPr>
+              <w:t xml:space="preserve">Environments</w:t>
+            </w:r>
+          </w:p>
+        </w:tc>
+        <w:tc>
+          <w:tcPr>
+            <w:tcW w:type="dxa" w:w="3470"/>
+            <w:tcMar>
+              <w:top w:type="dxa" w:w="60"/>
+              <w:left w:type="dxa" w:w="100"/>
+              <w:bottom w:type="dxa" w:w="60"/>
+              <w:right w:type="dxa" w:w="100"/>
+            </w:tcMar>
+          </w:tcPr>
+          <w:p>
+            <w:pPr>
+              <w:spacing w:after="0"/>
+            </w:pPr>
+            <w:r>
+              <w:rPr>
+                <w:sz w:val="19"/>
+                <w:szCs w:val="19"/>
+              </w:rPr>
+              <w:t xml:space="preserve">One environment (dev), deployed for a working session with an opt-in NAT egress switch, then torn down. No deletion protection.</w:t>
+            </w:r>
+          </w:p>
+        </w:tc>
+        <w:tc>
+          <w:tcPr>
+            <w:tcW w:type="dxa" w:w="3470"/>
+            <w:tcMar>
+              <w:top w:type="dxa" w:w="60"/>
+              <w:left w:type="dxa" w:w="100"/>
+              <w:bottom w:type="dxa" w:w="60"/>
+              <w:right w:type="dxa" w:w="100"/>
+            </w:tcMar>
+          </w:tcPr>
+          <w:p>
+            <w:pPr>
+              <w:spacing w:after="0"/>
+            </w:pPr>
+            <w:r>
+              <w:rPr>
+                <w:sz w:val="19"/>
+                <w:szCs w:val="19"/>
+              </w:rPr>
+              <w:t xml:space="preserve">A few cents an hour when up, zero when down. A prod root module remains, unused.</w:t>
             </w:r>
           </w:p>
         </w:tc>
@@ -1883,7 +1922,7 @@
         <w:spacing w:after="120" w:line="276"/>
       </w:pPr>
       <w:r>
-        <w:t xml:space="preserve">The platform deploys entirely inside your own AWS hub account. The companion PPT contains the full diagram with official AWS icons; this section is the narrative.</w:t>
+        <w:t xml:space="preserve">The platform deploys inside one AWS account and scans it (same-account mode), plus any account that deploys the scanner role (cross-account mode). The Architecture deck has the diagrams; this section is the narrative.</w:t>
       </w:r>
     </w:p>
     <w:p>
@@ -2044,7 +2083,7 @@
                 <w:sz w:val="19"/>
                 <w:szCs w:val="19"/>
               </w:rPr>
-              <w:t xml:space="preserve">S3 + CloudFront, Angular 18</w:t>
+              <w:t xml:space="preserve">S3 + CloudFront (OAC), Angular 18</w:t>
             </w:r>
           </w:p>
         </w:tc>
@@ -2067,7 +2106,7 @@
                 <w:sz w:val="19"/>
                 <w:szCs w:val="19"/>
               </w:rPr>
-              <w:t xml:space="preserve">SPA dashboard: compliance, inventory, owners, notifications bell, admin screens.</w:t>
+              <w:t xml:space="preserve">Dashboard: overview and digest, inventory, findings, scan operations, accounts, SDAs, cost, utilization, IAM hygiene, forecasts, rightsizing, coverage proposals.</w:t>
             </w:r>
           </w:p>
         </w:tc>
@@ -2076,7 +2115,6 @@
         <w:tc>
           <w:tcPr>
             <w:tcW w:type="dxa" w:w="1400"/>
-            <w:shd w:fill="F2F4F8" w:val="clear"/>
             <w:tcMar>
               <w:top w:type="dxa" w:w="60"/>
               <w:left w:type="dxa" w:w="100"/>
@@ -2100,7 +2138,6 @@
         <w:tc>
           <w:tcPr>
             <w:tcW w:type="dxa" w:w="2960"/>
-            <w:shd w:fill="F2F4F8" w:val="clear"/>
             <w:tcMar>
               <w:top w:type="dxa" w:w="60"/>
               <w:left w:type="dxa" w:w="100"/>
@@ -2124,24 +2161,23 @@
         <w:tc>
           <w:tcPr>
             <w:tcW w:type="dxa" w:w="5000"/>
-            <w:shd w:fill="F2F4F8" w:val="clear"/>
-            <w:tcMar>
-              <w:top w:type="dxa" w:w="60"/>
-              <w:left w:type="dxa" w:w="100"/>
-              <w:bottom w:type="dxa" w:w="60"/>
-              <w:right w:type="dxa" w:w="100"/>
-            </w:tcMar>
-          </w:tcPr>
-          <w:p>
-            <w:pPr>
-              <w:spacing w:after="0"/>
-            </w:pPr>
-            <w:r>
-              <w:rPr>
-                <w:sz w:val="19"/>
-                <w:szCs w:val="19"/>
-              </w:rPr>
-              <w:t xml:space="preserve">User pool with SSO (SAML/OIDC) federation; groups admin / operator / viewer; JWTs consumed by API Gateway authorizer.</w:t>
+            <w:tcMar>
+              <w:top w:type="dxa" w:w="60"/>
+              <w:left w:type="dxa" w:w="100"/>
+              <w:bottom w:type="dxa" w:w="60"/>
+              <w:right w:type="dxa" w:w="100"/>
+            </w:tcMar>
+          </w:tcPr>
+          <w:p>
+            <w:pPr>
+              <w:spacing w:after="0"/>
+            </w:pPr>
+            <w:r>
+              <w:rPr>
+                <w:sz w:val="19"/>
+                <w:szCs w:val="19"/>
+              </w:rPr>
+              <w:t xml:space="preserve">Hosted UI with PKCE; three groups (admins, operators, viewers); a Lambda authorizer derives the role on every request.</w:t>
             </w:r>
           </w:p>
         </w:tc>
@@ -2189,7 +2225,7 @@
                 <w:sz w:val="19"/>
                 <w:szCs w:val="19"/>
               </w:rPr>
-              <w:t xml:space="preserve">API Gateway (HTTP API) + Lambda running FastAPI (via Mangum)</w:t>
+              <w:t xml:space="preserve">API Gateway (HTTP API) + FastAPI on Lambda (Mangum)</w:t>
             </w:r>
           </w:p>
         </w:tc>
@@ -2212,7 +2248,7 @@
                 <w:sz w:val="19"/>
                 <w:szCs w:val="19"/>
               </w:rPr>
-              <w:t xml:space="preserve">Single Python FastAPI app packaged as one Lambda: REST API for inventory, findings, owners, notifications, admin, reports.</w:t>
+              <w:t xml:space="preserve">One API Lambda; uniform error envelope; correlation IDs; OpenAPI is the binding contract.</w:t>
             </w:r>
           </w:p>
         </w:tc>
@@ -2221,7 +2257,6 @@
         <w:tc>
           <w:tcPr>
             <w:tcW w:type="dxa" w:w="1400"/>
-            <w:shd w:fill="F2F4F8" w:val="clear"/>
             <w:tcMar>
               <w:top w:type="dxa" w:w="60"/>
               <w:left w:type="dxa" w:w="100"/>
@@ -2245,48 +2280,46 @@
         <w:tc>
           <w:tcPr>
             <w:tcW w:type="dxa" w:w="2960"/>
-            <w:shd w:fill="F2F4F8" w:val="clear"/>
-            <w:tcMar>
-              <w:top w:type="dxa" w:w="60"/>
-              <w:left w:type="dxa" w:w="100"/>
-              <w:bottom w:type="dxa" w:w="60"/>
-              <w:right w:type="dxa" w:w="100"/>
-            </w:tcMar>
-          </w:tcPr>
-          <w:p>
-            <w:pPr>
-              <w:spacing w:after="0"/>
-            </w:pPr>
-            <w:r>
-              <w:rPr>
-                <w:sz w:val="19"/>
-                <w:szCs w:val="19"/>
-              </w:rPr>
-              <w:t xml:space="preserve">EventBridge Scheduler + Step Functions + Lambda</w:t>
+            <w:tcMar>
+              <w:top w:type="dxa" w:w="60"/>
+              <w:left w:type="dxa" w:w="100"/>
+              <w:bottom w:type="dxa" w:w="60"/>
+              <w:right w:type="dxa" w:w="100"/>
+            </w:tcMar>
+          </w:tcPr>
+          <w:p>
+            <w:pPr>
+              <w:spacing w:after="0"/>
+            </w:pPr>
+            <w:r>
+              <w:rPr>
+                <w:sz w:val="19"/>
+                <w:szCs w:val="19"/>
+              </w:rPr>
+              <w:t xml:space="preserve">EventBridge Scheduler + Step Functions + scan worker</w:t>
             </w:r>
           </w:p>
         </w:tc>
         <w:tc>
           <w:tcPr>
             <w:tcW w:type="dxa" w:w="5000"/>
-            <w:shd w:fill="F2F4F8" w:val="clear"/>
-            <w:tcMar>
-              <w:top w:type="dxa" w:w="60"/>
-              <w:left w:type="dxa" w:w="100"/>
-              <w:bottom w:type="dxa" w:w="60"/>
-              <w:right w:type="dxa" w:w="100"/>
-            </w:tcMar>
-          </w:tcPr>
-          <w:p>
-            <w:pPr>
-              <w:spacing w:after="0"/>
-            </w:pPr>
-            <w:r>
-              <w:rPr>
-                <w:sz w:val="19"/>
-                <w:szCs w:val="19"/>
-              </w:rPr>
-              <w:t xml:space="preserve">Daily (and on-demand) scans. Step Functions Map state fans out per account × service to small scan Lambdas; each assumes CloudPulseScannerRole in the spoke account.</w:t>
+            <w:tcMar>
+              <w:top w:type="dxa" w:w="60"/>
+              <w:left w:type="dxa" w:w="100"/>
+              <w:bottom w:type="dxa" w:w="60"/>
+              <w:right w:type="dxa" w:w="100"/>
+            </w:tcMar>
+          </w:tcPr>
+          <w:p>
+            <w:pPr>
+              <w:spacing w:after="0"/>
+            </w:pPr>
+            <w:r>
+              <w:rPr>
+                <w:sz w:val="19"/>
+                <w:szCs w:val="19"/>
+              </w:rPr>
+              <w:t xml:space="preserve">Daily at 06:00 UTC and on demand; one unit of work per account × region.</w:t>
             </w:r>
           </w:p>
         </w:tc>
@@ -2311,7 +2344,7 @@
                 <w:sz w:val="19"/>
                 <w:szCs w:val="19"/>
               </w:rPr>
-              <w:t xml:space="preserve">Async work</w:t>
+              <w:t xml:space="preserve">Governance workers</w:t>
             </w:r>
           </w:p>
         </w:tc>
@@ -2334,7 +2367,7 @@
                 <w:sz w:val="19"/>
                 <w:szCs w:val="19"/>
               </w:rPr>
-              <w:t xml:space="preserve">SQS + Lambda workers</w:t>
+              <w:t xml:space="preserve">SQS (with DLQs) + Lambda</w:t>
             </w:r>
           </w:p>
         </w:tc>
@@ -2357,7 +2390,7 @@
                 <w:sz w:val="19"/>
                 <w:szCs w:val="19"/>
               </w:rPr>
-              <w:t xml:space="preserve">Tag validation, ownership analysis, notification dispatch decoupled from scans.</w:t>
+              <w:t xml:space="preserve">Compliance validation and ownership attribution after every scan.</w:t>
             </w:r>
           </w:p>
         </w:tc>
@@ -2366,72 +2399,69 @@
         <w:tc>
           <w:tcPr>
             <w:tcW w:type="dxa" w:w="1400"/>
-            <w:shd w:fill="F2F4F8" w:val="clear"/>
-            <w:tcMar>
-              <w:top w:type="dxa" w:w="60"/>
-              <w:left w:type="dxa" w:w="100"/>
-              <w:bottom w:type="dxa" w:w="60"/>
-              <w:right w:type="dxa" w:w="100"/>
-            </w:tcMar>
-          </w:tcPr>
-          <w:p>
-            <w:pPr>
-              <w:spacing w:after="0"/>
-            </w:pPr>
-            <w:r>
-              <w:rPr>
-                <w:sz w:val="19"/>
-                <w:szCs w:val="19"/>
-              </w:rPr>
-              <w:t xml:space="preserve">Data</w:t>
+            <w:tcMar>
+              <w:top w:type="dxa" w:w="60"/>
+              <w:left w:type="dxa" w:w="100"/>
+              <w:bottom w:type="dxa" w:w="60"/>
+              <w:right w:type="dxa" w:w="100"/>
+            </w:tcMar>
+          </w:tcPr>
+          <w:p>
+            <w:pPr>
+              <w:spacing w:after="0"/>
+            </w:pPr>
+            <w:r>
+              <w:rPr>
+                <w:sz w:val="19"/>
+                <w:szCs w:val="19"/>
+              </w:rPr>
+              <w:t xml:space="preserve">Scheduled workers</w:t>
             </w:r>
           </w:p>
         </w:tc>
         <w:tc>
           <w:tcPr>
             <w:tcW w:type="dxa" w:w="2960"/>
-            <w:shd w:fill="F2F4F8" w:val="clear"/>
-            <w:tcMar>
-              <w:top w:type="dxa" w:w="60"/>
-              <w:left w:type="dxa" w:w="100"/>
-              <w:bottom w:type="dxa" w:w="60"/>
-              <w:right w:type="dxa" w:w="100"/>
-            </w:tcMar>
-          </w:tcPr>
-          <w:p>
-            <w:pPr>
-              <w:spacing w:after="0"/>
-            </w:pPr>
-            <w:r>
-              <w:rPr>
-                <w:sz w:val="19"/>
-                <w:szCs w:val="19"/>
-              </w:rPr>
-              <w:t xml:space="preserve">Aurora Serverless v2 (PostgreSQL 16) + S3</w:t>
+            <w:tcMar>
+              <w:top w:type="dxa" w:w="60"/>
+              <w:left w:type="dxa" w:w="100"/>
+              <w:bottom w:type="dxa" w:w="60"/>
+              <w:right w:type="dxa" w:w="100"/>
+            </w:tcMar>
+          </w:tcPr>
+          <w:p>
+            <w:pPr>
+              <w:spacing w:after="0"/>
+            </w:pPr>
+            <w:r>
+              <w:rPr>
+                <w:sz w:val="19"/>
+                <w:szCs w:val="19"/>
+              </w:rPr>
+              <w:t xml:space="preserve">EventBridge Scheduler + Lambda</w:t>
             </w:r>
           </w:p>
         </w:tc>
         <w:tc>
           <w:tcPr>
             <w:tcW w:type="dxa" w:w="5000"/>
-            <w:shd w:fill="F2F4F8" w:val="clear"/>
-            <w:tcMar>
-              <w:top w:type="dxa" w:w="60"/>
-              <w:left w:type="dxa" w:w="100"/>
-              <w:bottom w:type="dxa" w:w="60"/>
-              <w:right w:type="dxa" w:w="100"/>
-            </w:tcMar>
-          </w:tcPr>
-          <w:p>
-            <w:pPr>
-              <w:spacing w:after="0"/>
-            </w:pPr>
-            <w:r>
-              <w:rPr>
-                <w:sz w:val="19"/>
-                <w:szCs w:val="19"/>
-              </w:rPr>
-              <w:t xml:space="preserve">Postgres = governance repository (current state, findings, owners, scan history, audit). S3 = raw scan snapshots and reports.</w:t>
+            <w:tcMar>
+              <w:top w:type="dxa" w:w="60"/>
+              <w:left w:type="dxa" w:w="100"/>
+              <w:bottom w:type="dxa" w:w="60"/>
+              <w:right w:type="dxa" w:w="100"/>
+            </w:tcMar>
+          </w:tcPr>
+          <w:p>
+            <w:pPr>
+              <w:spacing w:after="0"/>
+            </w:pPr>
+            <w:r>
+              <w:rPr>
+                <w:sz w:val="19"/>
+                <w:szCs w:val="19"/>
+              </w:rPr>
+              <w:t xml:space="preserve">Cost ingestion, notifications, IAM hygiene, metrics, coverage advisor, digest and suggester.</w:t>
             </w:r>
           </w:p>
         </w:tc>
@@ -2456,7 +2486,7 @@
                 <w:sz w:val="19"/>
                 <w:szCs w:val="19"/>
               </w:rPr>
-              <w:t xml:space="preserve">Ownership</w:t>
+              <w:t xml:space="preserve">Data</w:t>
             </w:r>
           </w:p>
         </w:tc>
@@ -2479,7 +2509,7 @@
                 <w:sz w:val="19"/>
                 <w:szCs w:val="19"/>
               </w:rPr>
-              <w:t xml:space="preserve">CloudTrail LookupEvents (per spoke)</w:t>
+              <w:t xml:space="preserve">Aurora Serverless v2 PostgreSQL + S3</w:t>
             </w:r>
           </w:p>
         </w:tc>
@@ -2502,7 +2532,7 @@
                 <w:sz w:val="19"/>
                 <w:szCs w:val="19"/>
               </w:rPr>
-              <w:t xml:space="preserve">90-day event mining in the ownership Lambda; results cached in Postgres.</w:t>
+              <w:t xml:space="preserve">Governance store (26 tables, 17 additive migrations); raw scan snapshots.</w:t>
             </w:r>
           </w:p>
         </w:tc>
@@ -2511,72 +2541,69 @@
         <w:tc>
           <w:tcPr>
             <w:tcW w:type="dxa" w:w="1400"/>
-            <w:shd w:fill="F2F4F8" w:val="clear"/>
-            <w:tcMar>
-              <w:top w:type="dxa" w:w="60"/>
-              <w:left w:type="dxa" w:w="100"/>
-              <w:bottom w:type="dxa" w:w="60"/>
-              <w:right w:type="dxa" w:w="100"/>
-            </w:tcMar>
-          </w:tcPr>
-          <w:p>
-            <w:pPr>
-              <w:spacing w:after="0"/>
-            </w:pPr>
-            <w:r>
-              <w:rPr>
-                <w:sz w:val="19"/>
-                <w:szCs w:val="19"/>
-              </w:rPr>
-              <w:t xml:space="preserve">Notifications</w:t>
+            <w:tcMar>
+              <w:top w:type="dxa" w:w="60"/>
+              <w:left w:type="dxa" w:w="100"/>
+              <w:bottom w:type="dxa" w:w="60"/>
+              <w:right w:type="dxa" w:w="100"/>
+            </w:tcMar>
+          </w:tcPr>
+          <w:p>
+            <w:pPr>
+              <w:spacing w:after="0"/>
+            </w:pPr>
+            <w:r>
+              <w:rPr>
+                <w:sz w:val="19"/>
+                <w:szCs w:val="19"/>
+              </w:rPr>
+              <w:t xml:space="preserve">AI</w:t>
             </w:r>
           </w:p>
         </w:tc>
         <w:tc>
           <w:tcPr>
             <w:tcW w:type="dxa" w:w="2960"/>
-            <w:shd w:fill="F2F4F8" w:val="clear"/>
-            <w:tcMar>
-              <w:top w:type="dxa" w:w="60"/>
-              <w:left w:type="dxa" w:w="100"/>
-              <w:bottom w:type="dxa" w:w="60"/>
-              <w:right w:type="dxa" w:w="100"/>
-            </w:tcMar>
-          </w:tcPr>
-          <w:p>
-            <w:pPr>
-              <w:spacing w:after="0"/>
-            </w:pPr>
-            <w:r>
-              <w:rPr>
-                <w:sz w:val="19"/>
-                <w:szCs w:val="19"/>
-              </w:rPr>
-              <w:t xml:space="preserve">Amazon SES + EventBridge Scheduler</w:t>
+            <w:tcMar>
+              <w:top w:type="dxa" w:w="60"/>
+              <w:left w:type="dxa" w:w="100"/>
+              <w:bottom w:type="dxa" w:w="60"/>
+              <w:right w:type="dxa" w:w="100"/>
+            </w:tcMar>
+          </w:tcPr>
+          <w:p>
+            <w:pPr>
+              <w:spacing w:after="0"/>
+            </w:pPr>
+            <w:r>
+              <w:rPr>
+                <w:sz w:val="19"/>
+                <w:szCs w:val="19"/>
+              </w:rPr>
+              <w:t xml:space="preserve">Bedrock AgentCore Runtime + Nova 2 Lite + Guardrail</w:t>
             </w:r>
           </w:p>
         </w:tc>
         <w:tc>
           <w:tcPr>
             <w:tcW w:type="dxa" w:w="5000"/>
-            <w:shd w:fill="F2F4F8" w:val="clear"/>
-            <w:tcMar>
-              <w:top w:type="dxa" w:w="60"/>
-              <w:left w:type="dxa" w:w="100"/>
-              <w:bottom w:type="dxa" w:w="60"/>
-              <w:right w:type="dxa" w:w="100"/>
-            </w:tcMar>
-          </w:tcPr>
-          <w:p>
-            <w:pPr>
-              <w:spacing w:after="0"/>
-            </w:pPr>
-            <w:r>
-              <w:rPr>
-                <w:sz w:val="19"/>
-                <w:szCs w:val="19"/>
-              </w:rPr>
-              <w:t xml:space="preserve">Templated emails with per-finding deep links; cadence engine re-evaluates daily.</w:t>
+            <w:tcMar>
+              <w:top w:type="dxa" w:w="60"/>
+              <w:left w:type="dxa" w:w="100"/>
+              <w:bottom w:type="dxa" w:w="60"/>
+              <w:right w:type="dxa" w:w="100"/>
+            </w:tcMar>
+          </w:tcPr>
+          <w:p>
+            <w:pPr>
+              <w:spacing w:after="0"/>
+            </w:pPr>
+            <w:r>
+              <w:rPr>
+                <w:sz w:val="19"/>
+                <w:szCs w:val="19"/>
+              </w:rPr>
+              <w:t xml:space="preserve">One runtime hosts every capability; read-only allowlisted tools; grounding before display.</w:t>
             </w:r>
           </w:p>
         </w:tc>
@@ -2601,7 +2628,7 @@
                 <w:sz w:val="19"/>
                 <w:szCs w:val="19"/>
               </w:rPr>
-              <w:t xml:space="preserve">Cost (R2)</w:t>
+              <w:t xml:space="preserve">Notifications</w:t>
             </w:r>
           </w:p>
         </w:tc>
@@ -2624,7 +2651,7 @@
                 <w:sz w:val="19"/>
                 <w:szCs w:val="19"/>
               </w:rPr>
-              <w:t xml:space="preserve">Cost Explorer API, AWS Budgets, Compute Optimizer</w:t>
+              <w:t xml:space="preserve">Amazon SES</w:t>
             </w:r>
           </w:p>
         </w:tc>
@@ -2647,7 +2674,7 @@
                 <w:sz w:val="19"/>
                 <w:szCs w:val="19"/>
               </w:rPr>
-              <w:t xml:space="preserve">Spend by project tag, budget alerts, rightsizing input signals.</w:t>
+              <w:t xml:space="preserve">Owner email cadence; needs a verified sender.</w:t>
             </w:r>
           </w:p>
         </w:tc>
@@ -2656,72 +2683,69 @@
         <w:tc>
           <w:tcPr>
             <w:tcW w:type="dxa" w:w="1400"/>
-            <w:shd w:fill="F2F4F8" w:val="clear"/>
-            <w:tcMar>
-              <w:top w:type="dxa" w:w="60"/>
-              <w:left w:type="dxa" w:w="100"/>
-              <w:bottom w:type="dxa" w:w="60"/>
-              <w:right w:type="dxa" w:w="100"/>
-            </w:tcMar>
-          </w:tcPr>
-          <w:p>
-            <w:pPr>
-              <w:spacing w:after="0"/>
-            </w:pPr>
-            <w:r>
-              <w:rPr>
-                <w:sz w:val="19"/>
-                <w:szCs w:val="19"/>
-              </w:rPr>
-              <w:t xml:space="preserve">GenAI (R2/R3)</w:t>
+            <w:tcMar>
+              <w:top w:type="dxa" w:w="60"/>
+              <w:left w:type="dxa" w:w="100"/>
+              <w:bottom w:type="dxa" w:w="60"/>
+              <w:right w:type="dxa" w:w="100"/>
+            </w:tcMar>
+          </w:tcPr>
+          <w:p>
+            <w:pPr>
+              <w:spacing w:after="0"/>
+            </w:pPr>
+            <w:r>
+              <w:rPr>
+                <w:sz w:val="19"/>
+                <w:szCs w:val="19"/>
+              </w:rPr>
+              <w:t xml:space="preserve">Network</w:t>
             </w:r>
           </w:p>
         </w:tc>
         <w:tc>
           <w:tcPr>
             <w:tcW w:type="dxa" w:w="2960"/>
-            <w:shd w:fill="F2F4F8" w:val="clear"/>
-            <w:tcMar>
-              <w:top w:type="dxa" w:w="60"/>
-              <w:left w:type="dxa" w:w="100"/>
-              <w:bottom w:type="dxa" w:w="60"/>
-              <w:right w:type="dxa" w:w="100"/>
-            </w:tcMar>
-          </w:tcPr>
-          <w:p>
-            <w:pPr>
-              <w:spacing w:after="0"/>
-            </w:pPr>
-            <w:r>
-              <w:rPr>
-                <w:sz w:val="19"/>
-                <w:szCs w:val="19"/>
-              </w:rPr>
-              <w:t xml:space="preserve">Amazon Bedrock (Claude)</w:t>
+            <w:tcMar>
+              <w:top w:type="dxa" w:w="60"/>
+              <w:left w:type="dxa" w:w="100"/>
+              <w:bottom w:type="dxa" w:w="60"/>
+              <w:right w:type="dxa" w:w="100"/>
+            </w:tcMar>
+          </w:tcPr>
+          <w:p>
+            <w:pPr>
+              <w:spacing w:after="0"/>
+            </w:pPr>
+            <w:r>
+              <w:rPr>
+                <w:sz w:val="19"/>
+                <w:szCs w:val="19"/>
+              </w:rPr>
+              <w:t xml:space="preserve">VPC, private subnets, S3 + Secrets Manager endpoints, optional NAT</w:t>
             </w:r>
           </w:p>
         </w:tc>
         <w:tc>
           <w:tcPr>
             <w:tcW w:type="dxa" w:w="5000"/>
-            <w:shd w:fill="F2F4F8" w:val="clear"/>
-            <w:tcMar>
-              <w:top w:type="dxa" w:w="60"/>
-              <w:left w:type="dxa" w:w="100"/>
-              <w:bottom w:type="dxa" w:w="60"/>
-              <w:right w:type="dxa" w:w="100"/>
-            </w:tcMar>
-          </w:tcPr>
-          <w:p>
-            <w:pPr>
-              <w:spacing w:after="0"/>
-            </w:pPr>
-            <w:r>
-              <w:rPr>
-                <w:sz w:val="19"/>
-                <w:szCs w:val="19"/>
-              </w:rPr>
-              <w:t xml:space="preserve">Insight summaries, remediation suggestions, NL Q&amp;A via tool-use calling the CloudPulse API.</w:t>
+            <w:tcMar>
+              <w:top w:type="dxa" w:w="60"/>
+              <w:left w:type="dxa" w:w="100"/>
+              <w:bottom w:type="dxa" w:w="60"/>
+              <w:right w:type="dxa" w:w="100"/>
+            </w:tcMar>
+          </w:tcPr>
+          <w:p>
+            <w:pPr>
+              <w:spacing w:after="0"/>
+            </w:pPr>
+            <w:r>
+              <w:rPr>
+                <w:sz w:val="19"/>
+                <w:szCs w:val="19"/>
+              </w:rPr>
+              <w:t xml:space="preserve">Egress is opt-in per deploy (enable_egress) for live sessions.</w:t>
             </w:r>
           </w:p>
         </w:tc>
@@ -2769,7 +2793,7 @@
                 <w:sz w:val="19"/>
                 <w:szCs w:val="19"/>
               </w:rPr>
-              <w:t xml:space="preserve">CloudWatch, X-Ray, Secrets Manager, KMS</w:t>
+              <w:t xml:space="preserve">CloudWatch Logs, Secrets Manager, KMS</w:t>
             </w:r>
           </w:p>
         </w:tc>
@@ -2792,7 +2816,7 @@
                 <w:sz w:val="19"/>
                 <w:szCs w:val="19"/>
               </w:rPr>
-              <w:t xml:space="preserve">Logs/metrics/alarms, tracing, DB credentials, encryption at rest.</w:t>
+              <w:t xml:space="preserve">Structured logs, credentials, encryption at rest; dashboards and alarms optional (P2).</w:t>
             </w:r>
           </w:p>
         </w:tc>
@@ -2820,7 +2844,7 @@
         <w:spacing w:after="60" w:line="264"/>
       </w:pPr>
       <w:r>
-        <w:t xml:space="preserve">EventBridge Scheduler fires the daily scan (02:00 IST) or a user triggers on-demand from the UI.</w:t>
+        <w:t xml:space="preserve">EventBridge Scheduler starts the daily scan at 06:00 UTC, or an admin or operator triggers one from Scan operations.</w:t>
       </w:r>
     </w:p>
     <w:p>
@@ -2833,7 +2857,7 @@
         <w:spacing w:after="60" w:line="264"/>
       </w:pPr>
       <w:r>
-        <w:t xml:space="preserve">Step Functions loads the onboarded account list from Postgres, then a Map state fans out one branch per (account, service-group).</w:t>
+        <w:t xml:space="preserve">Step Functions runs one unit of work per (account, region) for every verified account.</w:t>
       </w:r>
     </w:p>
     <w:p>
@@ -2846,7 +2870,7 @@
         <w:spacing w:after="60" w:line="264"/>
       </w:pPr>
       <w:r>
-        <w:t xml:space="preserve">Each scan Lambda calls STS AssumeRole into the spoke's CloudPulseScannerRole (ExternalId enforced), sweeps the Resource Groups Tagging API, enriches with per-service describes, and writes a raw JSON snapshot to S3.</w:t>
+        <w:t xml:space="preserve">The scan worker uses its own read-only role (same-account) or assumes cloudpulse-scanner with the ExternalId (cross-account), sweeps the Tagging API and Cloud Control, enriches 10 resource types, and writes a raw snapshot to S3.</w:t>
       </w:r>
     </w:p>
     <w:p>
@@ -2859,7 +2883,7 @@
         <w:spacing w:after="60" w:line="264"/>
       </w:pPr>
       <w:r>
-        <w:t xml:space="preserve">A load step upserts resources into Postgres and diffs against the previous scan (new / changed / deleted resources close or open findings automatically).</w:t>
+        <w:t xml:space="preserve">It upserts resources into Aurora and diffs against the previous scan — added, changed, deleted — never over-deleting on a partial scan.</w:t>
       </w:r>
     </w:p>
     <w:p>
@@ -2872,7 +2896,7 @@
         <w:spacing w:after="60" w:line="264"/>
       </w:pPr>
       <w:r>
-        <w:t xml:space="preserve">The tag-validation worker evaluates the rules (rules-as-data) and writes findings; the ownership worker attributes owners for new unattributed resources via CloudTrail; the notification worker applies the day 0/2/4 cadence via SES.</w:t>
+        <w:t xml:space="preserve">SQS hands the finished scan to the compliance worker (rules → findings → score) and the ownership worker (CloudTrail → owner).</w:t>
       </w:r>
     </w:p>
     <w:p>
@@ -2885,7 +2909,7 @@
         <w:spacing w:after="60" w:line="264"/>
       </w:pPr>
       <w:r>
-        <w:t xml:space="preserve">Scan history, durations, and result counts land in the History page.</w:t>
+        <w:t xml:space="preserve">Scan history and deltas appear on Scan operations; the next notification, digest and suggester runs pick up the new findings.</w:t>
       </w:r>
     </w:p>
     <w:p>
@@ -2905,7 +2929,7 @@
         <w:spacing w:after="120" w:line="276"/>
       </w:pPr>
       <w:r>
-        <w:t xml:space="preserve">At MVP scale (tens of accounts, ~15–20 services, daily scans) the workload runs minutes per day. Lambda + Step Functions costs single-digit dollars monthly and removes patching, scaling, and cluster ops — which a 4-person team cannot afford. Revisit Fargate only if a single scan unit ever legitimately needs &gt;15 minutes or &gt;10 GB memory; the Step Functions design makes that swap per-step, not architectural.</w:t>
+        <w:t xml:space="preserve">At this scale — tens of accounts, daily scans — the workload runs minutes per day. Lambda and Step Functions cost cents per run and remove patching, scaling and cluster operations, which a solo maintainer cannot afford. AgentCore Runtime hosts the agent from a code zip, with no container or ECR either. Revisit Fargate only if one scan unit ever needs more than 15 minutes.</w:t>
       </w:r>
     </w:p>
     <w:p>
@@ -2934,10 +2958,10 @@
           <w:b/>
           <w:bCs/>
         </w:rPr>
-        <w:t xml:space="preserve">No stored credentials: </w:t>
-      </w:r>
-      <w:r>
-        <w:t xml:space="preserve">all spoke access is STS AssumeRole with ExternalId; hub Lambdas have only sts:AssumeRole on the scanner role pattern.</w:t>
+        <w:t xml:space="preserve">No stored credentials:</w:t>
+      </w:r>
+      <w:r>
+        <w:t xml:space="preserve"> IAM roles only; cross-account access is STS AssumeRole with a platform-generated ExternalId; CI/CD authenticates through GitHub OIDC; RDS manages and rotates the database password.</w:t>
       </w:r>
     </w:p>
     <w:p>
@@ -2954,10 +2978,10 @@
           <w:b/>
           <w:bCs/>
         </w:rPr>
-        <w:t xml:space="preserve">Read-only scanning: </w:t>
-      </w:r>
-      <w:r>
-        <w:t xml:space="preserve">scanner role = SecurityAudit + ViewOnlyAccess managed policies plus tag:GetResources. The separate CloudPulseRemediatorRole (R2) adds only tag-write permissions and is deployed only to accounts that opt in.</w:t>
+        <w:t xml:space="preserve">Read-only scanning:</w:t>
+      </w:r>
+      <w:r>
+        <w:t xml:space="preserve"> the scanner role and the platform's same-account roles carry an explicit Describe/Get/List list; a unit test fails the build if a write action appears or an enricher's call is not granted.</w:t>
       </w:r>
     </w:p>
     <w:p>
@@ -2974,10 +2998,10 @@
           <w:b/>
           <w:bCs/>
         </w:rPr>
-        <w:t xml:space="preserve">Least-privilege hub: </w:t>
-      </w:r>
-      <w:r>
-        <w:t xml:space="preserve">per-function IAM roles; Aurora in private subnets; Secrets Manager for DB creds; KMS everywhere; CloudFront + WAF in front of UI and API.</w:t>
+        <w:t xml:space="preserve">Least privilege:</w:t>
+      </w:r>
+      <w:r>
+        <w:t xml:space="preserve"> one IAM role per function; Aurora in private subnets; tenant-scoped database sessions that fail closed; roles derived from group claims on every request, never stored.</w:t>
       </w:r>
     </w:p>
     <w:p>
@@ -2994,10 +3018,30 @@
           <w:b/>
           <w:bCs/>
         </w:rPr>
-        <w:t xml:space="preserve">Auditability: </w:t>
-      </w:r>
-      <w:r>
-        <w:t xml:space="preserve">every scan, notification, approval, and remediation writes an immutable audit row plus the S3 snapshot trail.</w:t>
+        <w:t xml:space="preserve">Agents cannot act:</w:t>
+      </w:r>
+      <w:r>
+        <w:t xml:space="preserve"> the AI reaches data only through allowlisted read-only API calls, holds no credentials, and every output passes a deterministic grounding check before display.</w:t>
+      </w:r>
+    </w:p>
+    <w:p>
+      <w:pPr>
+        <w:pStyle w:val="ListParagraph"/>
+        <w:numPr>
+          <w:ilvl w:val="0"/>
+          <w:numId w:val="2"/>
+        </w:numPr>
+        <w:spacing w:after="60" w:line="264"/>
+      </w:pPr>
+      <w:r>
+        <w:rPr>
+          <w:b/>
+          <w:bCs/>
+        </w:rPr>
+        <w:t xml:space="preserve">Auditability:</w:t>
+      </w:r>
+      <w:r>
+        <w:t xml:space="preserve"> an append-only, permanent audit log, plus the immutable S3 snapshot trail.</w:t>
       </w:r>
     </w:p>
     <w:p>
@@ -3147,7 +3191,7 @@
                 <w:sz w:val="19"/>
                 <w:szCs w:val="19"/>
               </w:rPr>
-              <w:t xml:space="preserve">3.12 on Lambda (arm64/Graviton — ~20% cheaper)</w:t>
+              <w:t xml:space="preserve">3.12 on Lambda, arm64 (Graviton)</w:t>
             </w:r>
           </w:p>
         </w:tc>
@@ -3156,7 +3200,6 @@
         <w:tc>
           <w:tcPr>
             <w:tcW w:type="dxa" w:w="3000"/>
-            <w:shd w:fill="F2F4F8" w:val="clear"/>
             <w:tcMar>
               <w:top w:type="dxa" w:w="60"/>
               <w:left w:type="dxa" w:w="100"/>
@@ -3180,24 +3223,23 @@
         <w:tc>
           <w:tcPr>
             <w:tcW w:type="dxa" w:w="6360"/>
-            <w:shd w:fill="F2F4F8" w:val="clear"/>
-            <w:tcMar>
-              <w:top w:type="dxa" w:w="60"/>
-              <w:left w:type="dxa" w:w="100"/>
-              <w:bottom w:type="dxa" w:w="60"/>
-              <w:right w:type="dxa" w:w="100"/>
-            </w:tcMar>
-          </w:tcPr>
-          <w:p>
-            <w:pPr>
-              <w:spacing w:after="0"/>
-            </w:pPr>
-            <w:r>
-              <w:rPr>
-                <w:sz w:val="19"/>
-                <w:szCs w:val="19"/>
-              </w:rPr>
-              <w:t xml:space="preserve">One API Lambda; local dev runs uvicorn identically</w:t>
+            <w:tcMar>
+              <w:top w:type="dxa" w:w="60"/>
+              <w:left w:type="dxa" w:w="100"/>
+              <w:bottom w:type="dxa" w:w="60"/>
+              <w:right w:type="dxa" w:w="100"/>
+            </w:tcMar>
+          </w:tcPr>
+          <w:p>
+            <w:pPr>
+              <w:spacing w:after="0"/>
+            </w:pPr>
+            <w:r>
+              <w:rPr>
+                <w:sz w:val="19"/>
+                <w:szCs w:val="19"/>
+              </w:rPr>
+              <w:t xml:space="preserve">One API Lambda; the OpenAPI document is generated and binding</w:t>
             </w:r>
           </w:p>
         </w:tc>
@@ -3245,7 +3287,7 @@
                 <w:sz w:val="19"/>
                 <w:szCs w:val="19"/>
               </w:rPr>
-              <w:t xml:space="preserve">Request/response models + the normalized resource model</w:t>
+              <w:t xml:space="preserve">Request and response models; the normalized resource model</w:t>
             </w:r>
           </w:p>
         </w:tc>
@@ -3254,48 +3296,46 @@
         <w:tc>
           <w:tcPr>
             <w:tcW w:type="dxa" w:w="3000"/>
-            <w:shd w:fill="F2F4F8" w:val="clear"/>
-            <w:tcMar>
-              <w:top w:type="dxa" w:w="60"/>
-              <w:left w:type="dxa" w:w="100"/>
-              <w:bottom w:type="dxa" w:w="60"/>
-              <w:right w:type="dxa" w:w="100"/>
-            </w:tcMar>
-          </w:tcPr>
-          <w:p>
-            <w:pPr>
-              <w:spacing w:after="0"/>
-            </w:pPr>
-            <w:r>
-              <w:rPr>
-                <w:sz w:val="19"/>
-                <w:szCs w:val="19"/>
-              </w:rPr>
-              <w:t xml:space="preserve">boto3 / aioboto3</w:t>
+            <w:tcMar>
+              <w:top w:type="dxa" w:w="60"/>
+              <w:left w:type="dxa" w:w="100"/>
+              <w:bottom w:type="dxa" w:w="60"/>
+              <w:right w:type="dxa" w:w="100"/>
+            </w:tcMar>
+          </w:tcPr>
+          <w:p>
+            <w:pPr>
+              <w:spacing w:after="0"/>
+            </w:pPr>
+            <w:r>
+              <w:rPr>
+                <w:sz w:val="19"/>
+                <w:szCs w:val="19"/>
+              </w:rPr>
+              <w:t xml:space="preserve">boto3</w:t>
             </w:r>
           </w:p>
         </w:tc>
         <w:tc>
           <w:tcPr>
             <w:tcW w:type="dxa" w:w="6360"/>
-            <w:shd w:fill="F2F4F8" w:val="clear"/>
-            <w:tcMar>
-              <w:top w:type="dxa" w:w="60"/>
-              <w:left w:type="dxa" w:w="100"/>
-              <w:bottom w:type="dxa" w:w="60"/>
-              <w:right w:type="dxa" w:w="100"/>
-            </w:tcMar>
-          </w:tcPr>
-          <w:p>
-            <w:pPr>
-              <w:spacing w:after="0"/>
-            </w:pPr>
-            <w:r>
-              <w:rPr>
-                <w:sz w:val="19"/>
-                <w:szCs w:val="19"/>
-              </w:rPr>
-              <w:t xml:space="preserve">AWS SDK; aioboto3 in scan Lambdas for concurrent describes</w:t>
+            <w:tcMar>
+              <w:top w:type="dxa" w:w="60"/>
+              <w:left w:type="dxa" w:w="100"/>
+              <w:bottom w:type="dxa" w:w="60"/>
+              <w:right w:type="dxa" w:w="100"/>
+            </w:tcMar>
+          </w:tcPr>
+          <w:p>
+            <w:pPr>
+              <w:spacing w:after="0"/>
+            </w:pPr>
+            <w:r>
+              <w:rPr>
+                <w:sz w:val="19"/>
+                <w:szCs w:val="19"/>
+              </w:rPr>
+              <w:t xml:space="preserve">AWS SDK, confined to backend/connectors/ by a CI gate</w:t>
             </w:r>
           </w:p>
         </w:tc>
@@ -3320,7 +3360,7 @@
                 <w:sz w:val="19"/>
                 <w:szCs w:val="19"/>
               </w:rPr>
-              <w:t xml:space="preserve">SQLAlchemy 2 + Alembic</w:t>
+              <w:t xml:space="preserve">SQLAlchemy 2 + Alembic + psycopg 3</w:t>
             </w:r>
           </w:p>
         </w:tc>
@@ -3343,7 +3383,7 @@
                 <w:sz w:val="19"/>
                 <w:szCs w:val="19"/>
               </w:rPr>
-              <w:t xml:space="preserve">ORM + migrations (migrations run in the CI/CD pipeline)</w:t>
+              <w:t xml:space="preserve">ORM and 17 additive migrations, applied by an in-VPC migrate Lambda</w:t>
             </w:r>
           </w:p>
         </w:tc>
@@ -3352,7 +3392,6 @@
         <w:tc>
           <w:tcPr>
             <w:tcW w:type="dxa" w:w="3000"/>
-            <w:shd w:fill="F2F4F8" w:val="clear"/>
             <w:tcMar>
               <w:top w:type="dxa" w:w="60"/>
               <w:left w:type="dxa" w:w="100"/>
@@ -3376,24 +3415,23 @@
         <w:tc>
           <w:tcPr>
             <w:tcW w:type="dxa" w:w="6360"/>
-            <w:shd w:fill="F2F4F8" w:val="clear"/>
-            <w:tcMar>
-              <w:top w:type="dxa" w:w="60"/>
-              <w:left w:type="dxa" w:w="100"/>
-              <w:bottom w:type="dxa" w:w="60"/>
-              <w:right w:type="dxa" w:w="100"/>
-            </w:tcMar>
-          </w:tcPr>
-          <w:p>
-            <w:pPr>
-              <w:spacing w:after="0"/>
-            </w:pPr>
-            <w:r>
-              <w:rPr>
-                <w:sz w:val="19"/>
-                <w:szCs w:val="19"/>
-              </w:rPr>
-              <w:t xml:space="preserve">Structured logging, tracing, metrics, idempotency</w:t>
+            <w:tcMar>
+              <w:top w:type="dxa" w:w="60"/>
+              <w:left w:type="dxa" w:w="100"/>
+              <w:bottom w:type="dxa" w:w="60"/>
+              <w:right w:type="dxa" w:w="100"/>
+            </w:tcMar>
+          </w:tcPr>
+          <w:p>
+            <w:pPr>
+              <w:spacing w:after="0"/>
+            </w:pPr>
+            <w:r>
+              <w:rPr>
+                <w:sz w:val="19"/>
+                <w:szCs w:val="19"/>
+              </w:rPr>
+              <w:t xml:space="preserve">Structured logging and tracing</w:t>
             </w:r>
           </w:p>
         </w:tc>
@@ -3418,7 +3456,7 @@
                 <w:sz w:val="19"/>
                 <w:szCs w:val="19"/>
               </w:rPr>
-              <w:t xml:space="preserve">pytest + moto + LocalStack</w:t>
+              <w:t xml:space="preserve">pytest + moto + Testcontainers + LocalStack</w:t>
             </w:r>
           </w:p>
         </w:tc>
@@ -3441,7 +3479,7 @@
                 <w:sz w:val="19"/>
                 <w:szCs w:val="19"/>
               </w:rPr>
-              <w:t xml:space="preserve">Unit tests mock AWS with moto; integration tests hit LocalStack in CI</w:t>
+              <w:t xml:space="preserve">656 unit tests (AWS mocked) and 475 integration tests on a real PostgreSQL</w:t>
             </w:r>
           </w:p>
         </w:tc>
@@ -3450,7 +3488,6 @@
         <w:tc>
           <w:tcPr>
             <w:tcW w:type="dxa" w:w="3000"/>
-            <w:shd w:fill="F2F4F8" w:val="clear"/>
             <w:tcMar>
               <w:top w:type="dxa" w:w="60"/>
               <w:left w:type="dxa" w:w="100"/>
@@ -3474,24 +3511,23 @@
         <w:tc>
           <w:tcPr>
             <w:tcW w:type="dxa" w:w="6360"/>
-            <w:shd w:fill="F2F4F8" w:val="clear"/>
-            <w:tcMar>
-              <w:top w:type="dxa" w:w="60"/>
-              <w:left w:type="dxa" w:w="100"/>
-              <w:bottom w:type="dxa" w:w="60"/>
-              <w:right w:type="dxa" w:w="100"/>
-            </w:tcMar>
-          </w:tcPr>
-          <w:p>
-            <w:pPr>
-              <w:spacing w:after="0"/>
-            </w:pPr>
-            <w:r>
-              <w:rPr>
-                <w:sz w:val="19"/>
-                <w:szCs w:val="19"/>
-              </w:rPr>
-              <w:t xml:space="preserve">Lint + typing gates in CI</w:t>
+            <w:tcMar>
+              <w:top w:type="dxa" w:w="60"/>
+              <w:left w:type="dxa" w:w="100"/>
+              <w:bottom w:type="dxa" w:w="60"/>
+              <w:right w:type="dxa" w:w="100"/>
+            </w:tcMar>
+          </w:tcPr>
+          <w:p>
+            <w:pPr>
+              <w:spacing w:after="0"/>
+            </w:pPr>
+            <w:r>
+              <w:rPr>
+                <w:sz w:val="19"/>
+                <w:szCs w:val="19"/>
+              </w:rPr>
+              <w:t xml:space="preserve">Lint, format and strict typing gates in CI</w:t>
             </w:r>
           </w:p>
         </w:tc>
@@ -3627,7 +3663,7 @@
                 <w:sz w:val="19"/>
                 <w:szCs w:val="19"/>
               </w:rPr>
-              <w:t xml:space="preserve">18+ standalone components, signals, built-in control flow</w:t>
+              <w:t xml:space="preserve">18, standalone components, signals, built-in control flow</w:t>
             </w:r>
           </w:p>
         </w:tc>
@@ -3636,7 +3672,6 @@
         <w:tc>
           <w:tcPr>
             <w:tcW w:type="dxa" w:w="3000"/>
-            <w:shd w:fill="F2F4F8" w:val="clear"/>
             <w:tcMar>
               <w:top w:type="dxa" w:w="60"/>
               <w:left w:type="dxa" w:w="100"/>
@@ -3660,24 +3695,23 @@
         <w:tc>
           <w:tcPr>
             <w:tcW w:type="dxa" w:w="6360"/>
-            <w:shd w:fill="F2F4F8" w:val="clear"/>
-            <w:tcMar>
-              <w:top w:type="dxa" w:w="60"/>
-              <w:left w:type="dxa" w:w="100"/>
-              <w:bottom w:type="dxa" w:w="60"/>
-              <w:right w:type="dxa" w:w="100"/>
-            </w:tcMar>
-          </w:tcPr>
-          <w:p>
-            <w:pPr>
-              <w:spacing w:after="0"/>
-            </w:pPr>
-            <w:r>
-              <w:rPr>
-                <w:sz w:val="19"/>
-                <w:szCs w:val="19"/>
-              </w:rPr>
-              <w:t xml:space="preserve">Tables, dialogs, drill-down navigation</w:t>
+            <w:tcMar>
+              <w:top w:type="dxa" w:w="60"/>
+              <w:left w:type="dxa" w:w="100"/>
+              <w:bottom w:type="dxa" w:w="60"/>
+              <w:right w:type="dxa" w:w="100"/>
+            </w:tcMar>
+          </w:tcPr>
+          <w:p>
+            <w:pPr>
+              <w:spacing w:after="0"/>
+            </w:pPr>
+            <w:r>
+              <w:rPr>
+                <w:sz w:val="19"/>
+                <w:szCs w:val="19"/>
+              </w:rPr>
+              <w:t xml:space="preserve">Tables, forms, navigation</w:t>
             </w:r>
           </w:p>
         </w:tc>
@@ -3702,7 +3736,7 @@
                 <w:sz w:val="19"/>
                 <w:szCs w:val="19"/>
               </w:rPr>
-              <w:t xml:space="preserve">ng2-charts (Chart.js)</w:t>
+              <w:t xml:space="preserve">Generated API client</w:t>
             </w:r>
           </w:p>
         </w:tc>
@@ -3725,7 +3759,7 @@
                 <w:sz w:val="19"/>
                 <w:szCs w:val="19"/>
               </w:rPr>
-              <w:t xml:space="preserve">Compliance and cost charts</w:t>
+              <w:t xml:space="preserve">typescript-angular from openapi.generated.yaml; CI fails on drift</w:t>
             </w:r>
           </w:p>
         </w:tc>
@@ -3734,48 +3768,46 @@
         <w:tc>
           <w:tcPr>
             <w:tcW w:type="dxa" w:w="3000"/>
-            <w:shd w:fill="F2F4F8" w:val="clear"/>
-            <w:tcMar>
-              <w:top w:type="dxa" w:w="60"/>
-              <w:left w:type="dxa" w:w="100"/>
-              <w:bottom w:type="dxa" w:w="60"/>
-              <w:right w:type="dxa" w:w="100"/>
-            </w:tcMar>
-          </w:tcPr>
-          <w:p>
-            <w:pPr>
-              <w:spacing w:after="0"/>
-            </w:pPr>
-            <w:r>
-              <w:rPr>
-                <w:sz w:val="19"/>
-                <w:szCs w:val="19"/>
-              </w:rPr>
-              <w:t xml:space="preserve">amazon-cognito / oidc-client-ts</w:t>
+            <w:tcMar>
+              <w:top w:type="dxa" w:w="60"/>
+              <w:left w:type="dxa" w:w="100"/>
+              <w:bottom w:type="dxa" w:w="60"/>
+              <w:right w:type="dxa" w:w="100"/>
+            </w:tcMar>
+          </w:tcPr>
+          <w:p>
+            <w:pPr>
+              <w:spacing w:after="0"/>
+            </w:pPr>
+            <w:r>
+              <w:rPr>
+                <w:sz w:val="19"/>
+                <w:szCs w:val="19"/>
+              </w:rPr>
+              <w:t xml:space="preserve">Authentication</w:t>
             </w:r>
           </w:p>
         </w:tc>
         <w:tc>
           <w:tcPr>
             <w:tcW w:type="dxa" w:w="6360"/>
-            <w:shd w:fill="F2F4F8" w:val="clear"/>
-            <w:tcMar>
-              <w:top w:type="dxa" w:w="60"/>
-              <w:left w:type="dxa" w:w="100"/>
-              <w:bottom w:type="dxa" w:w="60"/>
-              <w:right w:type="dxa" w:w="100"/>
-            </w:tcMar>
-          </w:tcPr>
-          <w:p>
-            <w:pPr>
-              <w:spacing w:after="0"/>
-            </w:pPr>
-            <w:r>
-              <w:rPr>
-                <w:sz w:val="19"/>
-                <w:szCs w:val="19"/>
-              </w:rPr>
-              <w:t xml:space="preserve">Cognito hosted UI → PKCE flow → JWT interceptor</w:t>
+            <w:tcMar>
+              <w:top w:type="dxa" w:w="60"/>
+              <w:left w:type="dxa" w:w="100"/>
+              <w:bottom w:type="dxa" w:w="60"/>
+              <w:right w:type="dxa" w:w="100"/>
+            </w:tcMar>
+          </w:tcPr>
+          <w:p>
+            <w:pPr>
+              <w:spacing w:after="0"/>
+            </w:pPr>
+            <w:r>
+              <w:rPr>
+                <w:sz w:val="19"/>
+                <w:szCs w:val="19"/>
+              </w:rPr>
+              <w:t xml:space="preserve">Cognito hosted UI → Authorization Code + PKCE → token interceptor</w:t>
             </w:r>
           </w:p>
         </w:tc>
@@ -3800,7 +3832,7 @@
                 <w:sz w:val="19"/>
                 <w:szCs w:val="19"/>
               </w:rPr>
-              <w:t xml:space="preserve">Hosting</w:t>
+              <w:t xml:space="preserve">Hosting and tests</w:t>
             </w:r>
           </w:p>
         </w:tc>
@@ -3823,7 +3855,7 @@
                 <w:sz w:val="19"/>
                 <w:szCs w:val="19"/>
               </w:rPr>
-              <w:t xml:space="preserve">S3 + CloudFront (OAC), cache-busted builds from CI</w:t>
+              <w:t xml:space="preserve">S3 + CloudFront (OAC); Playwright e2e per role with axe accessibility checks</w:t>
             </w:r>
           </w:p>
         </w:tc>
@@ -3838,7 +3870,7 @@
         <w:rPr>
           <w:color w:val="1F6FEB"/>
         </w:rPr>
-        <w:t xml:space="preserve">4.3 GenAI (Amazon Bedrock)</w:t>
+        <w:t xml:space="preserve">4.3 AI (Amazon Bedrock AgentCore)</w:t>
       </w:r>
     </w:p>
     <w:p>
@@ -3846,7 +3878,7 @@
         <w:spacing w:after="120" w:line="276"/>
       </w:pPr>
       <w:r>
-        <w:t xml:space="preserve">Bedrock keeps data inside your AWS boundary and needs no separate vendor contract. Use the Converse API for portability across model versions.</w:t>
+        <w:t xml:space="preserve">Bedrock keeps data inside the AWS boundary. One AgentCore Runtime hosts the agent from a code zip; a hand-written Converse tool loop selects each capability's prompt, definition and tool allowlist. The model is Amazon Nova 2 Lite through the global inference profile, with a Bedrock Guardrail on every call.</w:t>
       </w:r>
     </w:p>
     <w:p>
@@ -3863,10 +3895,10 @@
           <w:b/>
           <w:bCs/>
         </w:rPr>
-        <w:t xml:space="preserve">R2 — Insight summarizer: </w:t>
-      </w:r>
-      <w:r>
-        <w:t xml:space="preserve">nightly job feeds top findings + cost deltas to Claude Sonnet; output is a stored digest (dashboard card + weekly email). Prompted with structured JSON, temperature 0.2.</w:t>
+        <w:t xml:space="preserve">Insight digest (daily, 09:00 UTC):</w:t>
+      </w:r>
+      <w:r>
+        <w:t xml:space="preserve"> the platform selects and computes the top findings and figures; the model explains them; the grounding validator checks every ARN and figure before the digest is stored.</w:t>
       </w:r>
     </w:p>
     <w:p>
@@ -3883,10 +3915,10 @@
           <w:b/>
           <w:bCs/>
         </w:rPr>
-        <w:t xml:space="preserve">R2 — Remediation suggester: </w:t>
-      </w:r>
-      <w:r>
-        <w:t xml:space="preserve">for each finding class, Claude drafts the recommended action + blast-radius note; a human approves. The model never holds AWS credentials.</w:t>
+        <w:t xml:space="preserve">Remediation suggester (daily, 10:00 UTC):</w:t>
+      </w:r>
+      <w:r>
+        <w:t xml:space="preserve"> one suggestion and blast-radius note per open finding, item-wise under a token cap; a truncated or unparseable reply is charged, skipped and retried on the next run.</w:t>
       </w:r>
     </w:p>
     <w:p>
@@ -3903,10 +3935,10 @@
           <w:b/>
           <w:bCs/>
         </w:rPr>
-        <w:t xml:space="preserve">R3 — NL Q&amp;A: </w:t>
-      </w:r>
-      <w:r>
-        <w:t xml:space="preserve">“Which untagged prod resources cost the most last month?” — Bedrock tool-use with 3–5 read-only tools that call the CloudPulse API. Guardrails: read-only tools, tenant-scoped, answers cite resource ARNs.</w:t>
+        <w:t xml:space="preserve">Coverage advisor, forecasts, rightsizing:</w:t>
+      </w:r>
+      <w:r>
+        <w:t xml:space="preserve"> deterministic — the advisor finds coverage gaps without a model call; forecasts are least-squares with a backtest; rightsizing is low-and-steady CPU against class data.</w:t>
       </w:r>
     </w:p>
     <w:p>
@@ -3923,10 +3955,10 @@
           <w:b/>
           <w:bCs/>
         </w:rPr>
-        <w:t xml:space="preserve">Cost control: </w:t>
-      </w:r>
-      <w:r>
-        <w:t xml:space="preserve">Haiku for classification tasks, Sonnet for digests; cache digests; hard monthly Bedrock budget alarm.</w:t>
+        <w:t xml:space="preserve">Cost control and evaluation:</w:t>
+      </w:r>
+      <w:r>
+        <w:t xml:space="preserve"> a per-run token cap; the prompt and definition behind every run are content-hashed onto it; 16 recorded eval cases run against the grounding validator on every pull request.</w:t>
       </w:r>
     </w:p>
     <w:p>
@@ -3952,7 +3984,7 @@
           <w:sz w:val="18"/>
           <w:szCs w:val="18"/>
         </w:rPr>
-        <w:t xml:space="preserve">tenants(id, name, external_id)</w:t>
+        <w:t xml:space="preserve">tenant, app_user, audit_event, deployment — identity, the permanent audit log, deploy history</w:t>
       </w:r>
     </w:p>
     <w:p>
@@ -3966,7 +3998,7 @@
           <w:sz w:val="18"/>
           <w:szCs w:val="18"/>
         </w:rPr>
-        <w:t xml:space="preserve">aws_accounts(id, tenant_id, account_id, alias, scanner_role_arn, status, last_scan_at)</w:t>
+        <w:t xml:space="preserve">cloud_account, scan, resource — onboarded accounts, scan runs, the inventory with lifecycle and enrichment detail</w:t>
       </w:r>
     </w:p>
     <w:p>
@@ -3980,7 +4012,7 @@
           <w:sz w:val="18"/>
           <w:szCs w:val="18"/>
         </w:rPr>
-        <w:t xml:space="preserve">resources(id, tenant_id, account_id, arn, service, resource_type, region, name, raw_tags jsonb, state, created_at_cloud, first_seen, last_seen, deleted_at)</w:t>
+        <w:t xml:space="preserve">rule, finding, finding_remediation_suggestion — rules as data, the findings lifecycle, AI or admin suggestions</w:t>
       </w:r>
     </w:p>
     <w:p>
@@ -3994,7 +4026,7 @@
           <w:sz w:val="18"/>
           <w:szCs w:val="18"/>
         </w:rPr>
-        <w:t xml:space="preserve">tag_rules(id, tenant_id, key, required, case_insensitive, allowed_values jsonb, applies_to jsonb)</w:t>
+        <w:t xml:space="preserve">sda, resource_owner, owner_identity_override — the SDA registry and ownership attribution</w:t>
       </w:r>
     </w:p>
     <w:p>
@@ -4008,7 +4040,7 @@
           <w:sz w:val="18"/>
           <w:szCs w:val="18"/>
         </w:rPr>
-        <w:t xml:space="preserve">findings(id, tenant_id, resource_id, rule_id, type, severity, status[open|acknowledged|remediated|escalated|closed], opened_at, closed_at)</w:t>
+        <w:t xml:space="preserve">spend_record, budget, notification, iam_hygiene_flag — spend, budgets, the email cadence, IAM hygiene</w:t>
       </w:r>
     </w:p>
     <w:p>
@@ -4022,7 +4054,7 @@
           <w:sz w:val="18"/>
           <w:szCs w:val="18"/>
         </w:rPr>
-        <w:t xml:space="preserve">owners(id, resource_id, principal, method[tag|cloudtrail_creator|frequent_modifier|manual], confidence, evidence jsonb)</w:t>
+        <w:t xml:space="preserve">agent_run, insight_digest, grounding_rejection — every AI run, its digest, and every rejected output</w:t>
       </w:r>
     </w:p>
     <w:p>
@@ -4036,49 +4068,7 @@
           <w:sz w:val="18"/>
           <w:szCs w:val="18"/>
         </w:rPr>
-        <w:t xml:space="preserve">projects(id, tenant_id, name, project_id_tag, sda, owner_email, budget_monthly)</w:t>
-      </w:r>
-    </w:p>
-    <w:p>
-      <w:pPr>
-        <w:shd w:fill="F2F4F8" w:val="clear"/>
-        <w:spacing w:after="60"/>
-      </w:pPr>
-      <w:r>
-        <w:rPr>
-          <w:rFonts w:ascii="Consolas" w:cs="Consolas" w:eastAsia="Consolas" w:hAnsi="Consolas"/>
-          <w:sz w:val="18"/>
-          <w:szCs w:val="18"/>
-        </w:rPr>
-        <w:t xml:space="preserve">notifications(id, finding_id, channel, sequence_no, sent_at, status)</w:t>
-      </w:r>
-    </w:p>
-    <w:p>
-      <w:pPr>
-        <w:shd w:fill="F2F4F8" w:val="clear"/>
-        <w:spacing w:after="60"/>
-      </w:pPr>
-      <w:r>
-        <w:rPr>
-          <w:rFonts w:ascii="Consolas" w:cs="Consolas" w:eastAsia="Consolas" w:hAnsi="Consolas"/>
-          <w:sz w:val="18"/>
-          <w:szCs w:val="18"/>
-        </w:rPr>
-        <w:t xml:space="preserve">scans(id, tenant_id, trigger, started_at, finished_at, accounts_scanned, resources_found, findings_opened, findings_closed, status)</w:t>
-      </w:r>
-    </w:p>
-    <w:p>
-      <w:pPr>
-        <w:shd w:fill="F2F4F8" w:val="clear"/>
-        <w:spacing w:after="60"/>
-      </w:pPr>
-      <w:r>
-        <w:rPr>
-          <w:rFonts w:ascii="Consolas" w:cs="Consolas" w:eastAsia="Consolas" w:hAnsi="Consolas"/>
-          <w:sz w:val="18"/>
-          <w:szCs w:val="18"/>
-        </w:rPr>
-        <w:t xml:space="preserve">audit_log(id, tenant_id, actor, action, target_arn, before jsonb, after jsonb, at)</w:t>
+        <w:t xml:space="preserve">coverage_proposal, coverage_advisory_gap, resource_metric, forecast, rightsizing_recommendation — P2 insights</w:t>
       </w:r>
     </w:p>
     <w:p>
@@ -4095,7 +4085,7 @@
         <w:rPr>
           <w:color w:val="16213E"/>
         </w:rPr>
-        <w:t xml:space="preserve">5. Release Plan</w:t>
+        <w:t xml:space="preserve">5. How It Was Delivered</w:t>
       </w:r>
     </w:p>
     <w:p>
@@ -4107,10 +4097,10 @@
           <w:b/>
           <w:bCs/>
         </w:rPr>
-        <w:t xml:space="preserve">Blunt note on the 3-week MVP: </w:t>
-      </w:r>
-      <w:r>
-        <w:t xml:space="preserve">it is achievable only with the scope below and nothing else. Every “can we also just…” costs you a slip. The backlog Excel maps every story to these releases with estimates for the 4-person split (1 backend-lead, 1 backend, 1 frontend, 1 DevOps/full-stack).</w:t>
+        <w:t xml:space="preserve">Blunt note, kept from v1.0:</w:t>
+      </w:r>
+      <w:r>
+        <w:t xml:space="preserve"> scope discipline is what made delivery possible. P1 was frozen at plan approval, everything else entered as P2, and items that did not fit were descoped rather than half-built.</w:t>
       </w:r>
     </w:p>
     <w:p>
@@ -4122,7 +4112,7 @@
         <w:rPr>
           <w:color w:val="1F6FEB"/>
         </w:rPr>
-        <w:t xml:space="preserve">Release 1 — MVP (Weeks 1–3)</w:t>
+        <w:t xml:space="preserve">P1 — the demo path</w:t>
       </w:r>
     </w:p>
     <w:p>
@@ -4135,7 +4125,7 @@
         <w:spacing w:after="60" w:line="264"/>
       </w:pPr>
       <w:r>
-        <w:t xml:space="preserve">Account onboarding: CloudFormation scanner-role template, register/verify account, accounts admin page.</w:t>
+        <w:t xml:space="preserve">Platform foundation: Terraform, CI/CD with OIDC, Cognito with three roles, the API skeleton, the audit log.</w:t>
       </w:r>
     </w:p>
     <w:p>
@@ -4148,7 +4138,7 @@
         <w:spacing w:after="60" w:line="264"/>
       </w:pPr>
       <w:r>
-        <w:t xml:space="preserve">Discovery: Tagging API sweep + enrichers for EC2, EBS, EIP, S3, RDS, Lambda; Step Functions orchestration; daily + on-demand scans; S3 snapshots; Postgres inventory with diffing.</w:t>
+        <w:t xml:space="preserve">Onboarding and discovery: same-account and cross-account registration, whole-account scans, diffing, snapshots.</w:t>
       </w:r>
     </w:p>
     <w:p>
@@ -4161,7 +4151,7 @@
         <w:spacing w:after="60" w:line="264"/>
       </w:pPr>
       <w:r>
-        <w:t xml:space="preserve">Tag compliance: rules-as-data engine, findings lifecycle, compliance score.</w:t>
+        <w:t xml:space="preserve">Tag compliance and ownership: rules as data, findings, compliance score, CloudTrail creator attribution.</w:t>
       </w:r>
     </w:p>
     <w:p>
@@ -4174,7 +4164,7 @@
         <w:spacing w:after="60" w:line="264"/>
       </w:pPr>
       <w:r>
-        <w:t xml:space="preserve">Ownership: CloudTrail creator + frequent-modifier fallback + manual assignment queue.</w:t>
+        <w:t xml:space="preserve">Governance dashboard: overview, inventory explorer, findings workbench, scan operations.</w:t>
       </w:r>
     </w:p>
     <w:p>
@@ -4187,7 +4177,7 @@
         <w:spacing w:after="60" w:line="264"/>
       </w:pPr>
       <w:r>
-        <w:t xml:space="preserve">Notifications: SES day 0/2/4 cadence, dashboard bell, auto-close on remediation detected by re-scan.</w:t>
+        <w:t xml:space="preserve">Cost view and owner email: daily spend ingestion and the day-0/2/4 cadence.</w:t>
       </w:r>
     </w:p>
     <w:p>
@@ -4200,7 +4190,19 @@
         <w:spacing w:after="60" w:line="264"/>
       </w:pPr>
       <w:r>
-        <w:t xml:space="preserve">Dashboard: login (Cognito), compliance overview, inventory with filters/drill-down, resource detail, findings, scan history, accounts admin.</w:t>
+        <w:t xml:space="preserve">AI digest and remediation suggestions, grounded before display.</w:t>
+      </w:r>
+    </w:p>
+    <w:p>
+      <w:pPr>
+        <w:pStyle w:val="Heading2"/>
+        <w:spacing w:after="120" w:before="280"/>
+      </w:pPr>
+      <w:r>
+        <w:rPr>
+          <w:color w:val="1F6FEB"/>
+        </w:rPr>
+        <w:t xml:space="preserve">P2 — stretch, delivered</w:t>
       </w:r>
     </w:p>
     <w:p>
@@ -4213,19 +4215,7 @@
         <w:spacing w:after="60" w:line="264"/>
       </w:pPr>
       <w:r>
-        <w:t xml:space="preserve">Foundation: Terraform, GitHub Actions CI/CD, dev+prod, monitoring/alarms.</w:t>
-      </w:r>
-    </w:p>
-    <w:p>
-      <w:pPr>
-        <w:pStyle w:val="Heading2"/>
-        <w:spacing w:after="120" w:before="280"/>
-      </w:pPr>
-      <w:r>
-        <w:rPr>
-          <w:color w:val="1F6FEB"/>
-        </w:rPr>
-        <w:t xml:space="preserve">Release 2 — Remediation &amp; Cost (Weeks 4–8)</w:t>
+        <w:t xml:space="preserve">Extra enrichers (EKS, DynamoDB, ELBv2, IAM role), SDA administration, the ownership fallback chain and email resolution.</w:t>
       </w:r>
     </w:p>
     <w:p>
@@ -4238,7 +4228,7 @@
         <w:spacing w:after="60" w:line="264"/>
       </w:pPr>
       <w:r>
-        <w:t xml:space="preserve">Remediation engine: policy evaluation, approval workflow, tag-apply/correct actions, audit trail; escalation automation (4th interval).</w:t>
+        <w:t xml:space="preserve">Budgets with overrun findings, utilization, IAM hygiene.</w:t>
       </w:r>
     </w:p>
     <w:p>
@@ -4251,7 +4241,19 @@
         <w:spacing w:after="60" w:line="264"/>
       </w:pPr>
       <w:r>
-        <w:t xml:space="preserve">Cost governance: Cost Explorer by project tag, auto-created AWS Budgets, overrun detection and alerts, cost dashboard.</w:t>
+        <w:t xml:space="preserve">Metrics, forecasts with backtests, rightsizing, and the coverage advisor.</w:t>
+      </w:r>
+    </w:p>
+    <w:p>
+      <w:pPr>
+        <w:pStyle w:val="Heading2"/>
+        <w:spacing w:after="120" w:before="280"/>
+      </w:pPr>
+      <w:r>
+        <w:rPr>
+          <w:color w:val="1F6FEB"/>
+        </w:rPr>
+        <w:t xml:space="preserve">Out of scope by decision</w:t>
       </w:r>
     </w:p>
     <w:p>
@@ -4264,7 +4266,7 @@
         <w:spacing w:after="60" w:line="264"/>
       </w:pPr>
       <w:r>
-        <w:t xml:space="preserve">Bedrock: insight summarizer + remediation suggester + weekly digest.</w:t>
+        <w:t xml:space="preserve">An auto-remediation engine, and any write role in a scanned account.</w:t>
       </w:r>
     </w:p>
     <w:p>
@@ -4277,19 +4279,7 @@
         <w:spacing w:after="60" w:line="264"/>
       </w:pPr>
       <w:r>
-        <w:t xml:space="preserve">EKS, DynamoDB, ELB, IAM enrichers; unused-resource detection v1 (idle EC2, unattached EBS, orphaned EIPs).</w:t>
-      </w:r>
-    </w:p>
-    <w:p>
-      <w:pPr>
-        <w:pStyle w:val="Heading2"/>
-        <w:spacing w:after="120" w:before="280"/>
-      </w:pPr>
-      <w:r>
-        <w:rPr>
-          <w:color w:val="1F6FEB"/>
-        </w:rPr>
-        <w:t xml:space="preserve">Release 3 — Intelligence &amp; Scale (Weeks 9–14)</w:t>
+        <w:t xml:space="preserve">The in-app notification bell and feed.</w:t>
       </w:r>
     </w:p>
     <w:p>
@@ -4302,7 +4292,7 @@
         <w:spacing w:after="60" w:line="264"/>
       </w:pPr>
       <w:r>
-        <w:t xml:space="preserve">Predictive: CloudWatch metrics collection, spend/capacity forecasts, rightsizing recommendations (Compute Optimizer + usage analysis), forecast narratives via Bedrock.</w:t>
+        <w:t xml:space="preserve">A natural-language Q&amp;A copilot, and narratives beside charts (spec 006 User Story 7, descoped).</w:t>
       </w:r>
     </w:p>
     <w:p>
@@ -4315,46 +4305,7 @@
         <w:spacing w:after="60" w:line="264"/>
       </w:pPr>
       <w:r>
-        <w:t xml:space="preserve">Sandbox utilization: provisioned-vs-used %, account and project drill-downs.</w:t>
-      </w:r>
-    </w:p>
-    <w:p>
-      <w:pPr>
-        <w:pStyle w:val="ListParagraph"/>
-        <w:numPr>
-          <w:ilvl w:val="0"/>
-          <w:numId w:val="2"/>
-        </w:numPr>
-        <w:spacing w:after="60" w:line="264"/>
-      </w:pPr>
-      <w:r>
-        <w:t xml:space="preserve">IAM hygiene: unused roles/keys via last-used data and Access Analyzer.</w:t>
-      </w:r>
-    </w:p>
-    <w:p>
-      <w:pPr>
-        <w:pStyle w:val="ListParagraph"/>
-        <w:numPr>
-          <w:ilvl w:val="0"/>
-          <w:numId w:val="2"/>
-        </w:numPr>
-        <w:spacing w:after="60" w:line="264"/>
-      </w:pPr>
-      <w:r>
-        <w:t xml:space="preserve">NL Q&amp;A copilot (Bedrock tool-use); report generation (PDF/Excel exports).</w:t>
-      </w:r>
-    </w:p>
-    <w:p>
-      <w:pPr>
-        <w:pStyle w:val="ListParagraph"/>
-        <w:numPr>
-          <w:ilvl w:val="0"/>
-          <w:numId w:val="2"/>
-        </w:numPr>
-        <w:spacing w:after="60" w:line="264"/>
-      </w:pPr>
-      <w:r>
-        <w:t xml:space="preserve">SaaS hardening: tenant onboarding flow, per-tenant ExternalId rotation, usage metering; Azure connector spike implementing the connector interface.</w:t>
+        <w:t xml:space="preserve">A separate prod environment — dev is the one environment.</w:t>
       </w:r>
     </w:p>
     <w:p>
@@ -4366,7 +4317,7 @@
         <w:rPr>
           <w:color w:val="1F6FEB"/>
         </w:rPr>
-        <w:t xml:space="preserve">5.1 Top risks and mitigations</w:t>
+        <w:t xml:space="preserve">5.1 Risks — how they played out</w:t>
       </w:r>
     </w:p>
     <w:tbl>
@@ -4467,7 +4418,7 @@
                 <w:sz w:val="19"/>
                 <w:szCs w:val="19"/>
               </w:rPr>
-              <w:t xml:space="preserve">Mitigation</w:t>
+              <w:t xml:space="preserve">What happened</w:t>
             </w:r>
           </w:p>
         </w:tc>
@@ -4492,7 +4443,7 @@
                 <w:sz w:val="19"/>
                 <w:szCs w:val="19"/>
               </w:rPr>
-              <w:t xml:space="preserve">3-week MVP slips</w:t>
+              <w:t xml:space="preserve">Schedule slip</w:t>
             </w:r>
           </w:p>
         </w:tc>
@@ -4515,7 +4466,7 @@
                 <w:sz w:val="19"/>
                 <w:szCs w:val="19"/>
               </w:rPr>
-              <w:t xml:space="preserve">Credibility of the whole plan</w:t>
+              <w:t xml:space="preserve">Credibility of the plan</w:t>
             </w:r>
           </w:p>
         </w:tc>
@@ -4538,7 +4489,7 @@
                 <w:sz w:val="19"/>
                 <w:szCs w:val="19"/>
               </w:rPr>
-              <w:t xml:space="preserve">Scope is frozen above; anything new goes to R2. Demo at end of week 2 with 2 real accounts.</w:t>
+              <w:t xml:space="preserve">Six specs pipelined in order; P2 never blocked P1; 481 of 481 tasks closed.</w:t>
             </w:r>
           </w:p>
         </w:tc>
@@ -4547,72 +4498,69 @@
         <w:tc>
           <w:tcPr>
             <w:tcW w:type="dxa" w:w="2700"/>
-            <w:shd w:fill="F2F4F8" w:val="clear"/>
-            <w:tcMar>
-              <w:top w:type="dxa" w:w="60"/>
-              <w:left w:type="dxa" w:w="100"/>
-              <w:bottom w:type="dxa" w:w="60"/>
-              <w:right w:type="dxa" w:w="100"/>
-            </w:tcMar>
-          </w:tcPr>
-          <w:p>
-            <w:pPr>
-              <w:spacing w:after="0"/>
-            </w:pPr>
-            <w:r>
-              <w:rPr>
-                <w:sz w:val="19"/>
-                <w:szCs w:val="19"/>
-              </w:rPr>
-              <w:t xml:space="preserve">CloudTrail attribution quality is poor in IaC-heavy accounts</w:t>
+            <w:tcMar>
+              <w:top w:type="dxa" w:w="60"/>
+              <w:left w:type="dxa" w:w="100"/>
+              <w:bottom w:type="dxa" w:w="60"/>
+              <w:right w:type="dxa" w:w="100"/>
+            </w:tcMar>
+          </w:tcPr>
+          <w:p>
+            <w:pPr>
+              <w:spacing w:after="0"/>
+            </w:pPr>
+            <w:r>
+              <w:rPr>
+                <w:sz w:val="19"/>
+                <w:szCs w:val="19"/>
+              </w:rPr>
+              <w:t xml:space="preserve">CloudTrail attribution quality</w:t>
             </w:r>
           </w:p>
         </w:tc>
         <w:tc>
           <w:tcPr>
             <w:tcW w:type="dxa" w:w="2400"/>
-            <w:shd w:fill="F2F4F8" w:val="clear"/>
-            <w:tcMar>
-              <w:top w:type="dxa" w:w="60"/>
-              <w:left w:type="dxa" w:w="100"/>
-              <w:bottom w:type="dxa" w:w="60"/>
-              <w:right w:type="dxa" w:w="100"/>
-            </w:tcMar>
-          </w:tcPr>
-          <w:p>
-            <w:pPr>
-              <w:spacing w:after="0"/>
-            </w:pPr>
-            <w:r>
-              <w:rPr>
-                <w:sz w:val="19"/>
-                <w:szCs w:val="19"/>
-              </w:rPr>
-              <w:t xml:space="preserve">Ownership feature underwhelms</w:t>
+            <w:tcMar>
+              <w:top w:type="dxa" w:w="60"/>
+              <w:left w:type="dxa" w:w="100"/>
+              <w:bottom w:type="dxa" w:w="60"/>
+              <w:right w:type="dxa" w:w="100"/>
+            </w:tcMar>
+          </w:tcPr>
+          <w:p>
+            <w:pPr>
+              <w:spacing w:after="0"/>
+            </w:pPr>
+            <w:r>
+              <w:rPr>
+                <w:sz w:val="19"/>
+                <w:szCs w:val="19"/>
+              </w:rPr>
+              <w:t xml:space="preserve">Ownership underwhelms</w:t>
             </w:r>
           </w:p>
         </w:tc>
         <w:tc>
           <w:tcPr>
             <w:tcW w:type="dxa" w:w="4260"/>
-            <w:shd w:fill="F2F4F8" w:val="clear"/>
-            <w:tcMar>
-              <w:top w:type="dxa" w:w="60"/>
-              <w:left w:type="dxa" w:w="100"/>
-              <w:bottom w:type="dxa" w:w="60"/>
-              <w:right w:type="dxa" w:w="100"/>
-            </w:tcMar>
-          </w:tcPr>
-          <w:p>
-            <w:pPr>
-              <w:spacing w:after="0"/>
-            </w:pPr>
-            <w:r>
-              <w:rPr>
-                <w:sz w:val="19"/>
-                <w:szCs w:val="19"/>
-              </w:rPr>
-              <w:t xml:space="preserve">Fallback chain + manual queue is in MVP; measure attribution rate from day 1 and set expectations (60–80% is normal).</w:t>
+            <w:tcMar>
+              <w:top w:type="dxa" w:w="60"/>
+              <w:left w:type="dxa" w:w="100"/>
+              <w:bottom w:type="dxa" w:w="60"/>
+              <w:right w:type="dxa" w:w="100"/>
+            </w:tcMar>
+          </w:tcPr>
+          <w:p>
+            <w:pPr>
+              <w:spacing w:after="0"/>
+            </w:pPr>
+            <w:r>
+              <w:rPr>
+                <w:sz w:val="19"/>
+                <w:szCs w:val="19"/>
+              </w:rPr>
+              <w:t xml:space="preserve">18 of 87 resources attributed on the live account — creation events exist for 90 days only; the fallback chain and override table cover the rest.</w:t>
             </w:r>
           </w:p>
         </w:tc>
@@ -4637,7 +4585,7 @@
                 <w:sz w:val="19"/>
                 <w:szCs w:val="19"/>
               </w:rPr>
-              <w:t xml:space="preserve">API throttling during scans (Tagging API, describes)</w:t>
+              <w:t xml:space="preserve">API throttling during scans</w:t>
             </w:r>
           </w:p>
         </w:tc>
@@ -4660,7 +4608,7 @@
                 <w:sz w:val="19"/>
                 <w:szCs w:val="19"/>
               </w:rPr>
-              <w:t xml:space="preserve">Slow/failed scans</w:t>
+              <w:t xml:space="preserve">Slow or failed scans</w:t>
             </w:r>
           </w:p>
         </w:tc>
@@ -4683,7 +4631,7 @@
                 <w:sz w:val="19"/>
                 <w:szCs w:val="19"/>
               </w:rPr>
-              <w:t xml:space="preserve">Exponential backoff (boto3 adaptive retry), per-service concurrency caps in the Map state, spread schedules.</w:t>
+              <w:t xml:space="preserve">Real: the CloudTrail sweeps throttled out live, fixed with server-side filtering and adaptive retries (T046).</w:t>
             </w:r>
           </w:p>
         </w:tc>
@@ -4692,31 +4640,29 @@
         <w:tc>
           <w:tcPr>
             <w:tcW w:type="dxa" w:w="2700"/>
-            <w:shd w:fill="F2F4F8" w:val="clear"/>
-            <w:tcMar>
-              <w:top w:type="dxa" w:w="60"/>
-              <w:left w:type="dxa" w:w="100"/>
-              <w:bottom w:type="dxa" w:w="60"/>
-              <w:right w:type="dxa" w:w="100"/>
-            </w:tcMar>
-          </w:tcPr>
-          <w:p>
-            <w:pPr>
-              <w:spacing w:after="0"/>
-            </w:pPr>
-            <w:r>
-              <w:rPr>
-                <w:sz w:val="19"/>
-                <w:szCs w:val="19"/>
-              </w:rPr>
-              <w:t xml:space="preserve">Aurora cost surprises</w:t>
+            <w:tcMar>
+              <w:top w:type="dxa" w:w="60"/>
+              <w:left w:type="dxa" w:w="100"/>
+              <w:bottom w:type="dxa" w:w="60"/>
+              <w:right w:type="dxa" w:w="100"/>
+            </w:tcMar>
+          </w:tcPr>
+          <w:p>
+            <w:pPr>
+              <w:spacing w:after="0"/>
+            </w:pPr>
+            <w:r>
+              <w:rPr>
+                <w:sz w:val="19"/>
+                <w:szCs w:val="19"/>
+              </w:rPr>
+              <w:t xml:space="preserve">Aurora cost</w:t>
             </w:r>
           </w:p>
         </w:tc>
         <w:tc>
           <w:tcPr>
             <w:tcW w:type="dxa" w:w="2400"/>
-            <w:shd w:fill="F2F4F8" w:val="clear"/>
             <w:tcMar>
               <w:top w:type="dxa" w:w="60"/>
               <w:left w:type="dxa" w:w="100"/>
@@ -4740,24 +4686,23 @@
         <w:tc>
           <w:tcPr>
             <w:tcW w:type="dxa" w:w="4260"/>
-            <w:shd w:fill="F2F4F8" w:val="clear"/>
-            <w:tcMar>
-              <w:top w:type="dxa" w:w="60"/>
-              <w:left w:type="dxa" w:w="100"/>
-              <w:bottom w:type="dxa" w:w="60"/>
-              <w:right w:type="dxa" w:w="100"/>
-            </w:tcMar>
-          </w:tcPr>
-          <w:p>
-            <w:pPr>
-              <w:spacing w:after="0"/>
-            </w:pPr>
-            <w:r>
-              <w:rPr>
-                <w:sz w:val="19"/>
-                <w:szCs w:val="19"/>
-              </w:rPr>
-              <w:t xml:space="preserve">Serverless v2 min 0.5 ACU, auto-pause in dev; alarm at $50/mo.</w:t>
+            <w:tcMar>
+              <w:top w:type="dxa" w:w="60"/>
+              <w:left w:type="dxa" w:w="100"/>
+              <w:bottom w:type="dxa" w:w="60"/>
+              <w:right w:type="dxa" w:w="100"/>
+            </w:tcMar>
+          </w:tcPr>
+          <w:p>
+            <w:pPr>
+              <w:spacing w:after="0"/>
+            </w:pPr>
+            <w:r>
+              <w:rPr>
+                <w:sz w:val="19"/>
+                <w:szCs w:val="19"/>
+              </w:rPr>
+              <w:t xml:space="preserve">0.5–2 ACU in dev, and dev torn down between sessions.</w:t>
             </w:r>
           </w:p>
         </w:tc>
@@ -4782,7 +4727,7 @@
                 <w:sz w:val="19"/>
                 <w:szCs w:val="19"/>
               </w:rPr>
-              <w:t xml:space="preserve">Remediation incident (wrong tag, wrong resource)</w:t>
+              <w:t xml:space="preserve">A wrong change to a customer account</w:t>
             </w:r>
           </w:p>
         </w:tc>
@@ -4828,7 +4773,7 @@
                 <w:sz w:val="19"/>
                 <w:szCs w:val="19"/>
               </w:rPr>
-              <w:t xml:space="preserve">R2 gate: dry-run mode default, approvals, full audit, additive actions only.</w:t>
+              <w:t xml:space="preserve">Removed by design: no write role exists; the AI suggests and people act.</w:t>
             </w:r>
           </w:p>
         </w:tc>
